--- a/codigo ayuda.docx
+++ b/codigo ayuda.docx
@@ -17,9 +17,11 @@
             <w:tcW w:w="8494" w:type="dxa"/>
           </w:tcPr>
           <w:p>
+            <w:proofErr w:type="gramStart"/>
             <w:r>
               <w:t>Quieres mandarlo a imagen local?</w:t>
             </w:r>
+            <w:proofErr w:type="gramEnd"/>
           </w:p>
         </w:tc>
       </w:tr>
@@ -38,8 +40,13 @@
             </w:r>
           </w:p>
           <w:p>
-            <w:r>
-              <w:t>mkdocs serve</w:t>
+            <w:proofErr w:type="spellStart"/>
+            <w:r>
+              <w:t>mkdocs</w:t>
+            </w:r>
+            <w:proofErr w:type="spellEnd"/>
+            <w:r>
+              <w:t xml:space="preserve"> serve</w:t>
             </w:r>
           </w:p>
           <w:p/>
@@ -73,9 +80,11 @@
             <w:tcW w:w="8494" w:type="dxa"/>
           </w:tcPr>
           <w:p>
+            <w:proofErr w:type="gramStart"/>
             <w:r>
               <w:t>Quieres suspender la demo local?</w:t>
             </w:r>
+            <w:proofErr w:type="gramEnd"/>
           </w:p>
         </w:tc>
       </w:tr>
@@ -130,7 +139,15 @@
           </w:tcPr>
           <w:p>
             <w:r>
-              <w:t>Quieres convertir un .docx en un .md?</w:t>
+              <w:t>Quieres convertir un .docx en un .</w:t>
+            </w:r>
+            <w:proofErr w:type="spellStart"/>
+            <w:r>
+              <w:t>md</w:t>
+            </w:r>
+            <w:proofErr w:type="spellEnd"/>
+            <w:r>
+              <w:t>?</w:t>
             </w:r>
           </w:p>
         </w:tc>
@@ -156,8 +173,37 @@
             </w:r>
           </w:p>
           <w:p>
-            <w:r>
-              <w:t>pandoc "pruebas_radiologicas_bai.docx" -o docs/pruebas_radiologicas_bai.md -t gfm --extract-media=docs/media</w:t>
+            <w:proofErr w:type="spellStart"/>
+            <w:r>
+              <w:t>pandoc</w:t>
+            </w:r>
+            <w:proofErr w:type="spellEnd"/>
+            <w:r>
+              <w:t xml:space="preserve"> "pruebas_radiologicas_bai.docx" -o docs/pruebas_radiologicas_bai.md -t </w:t>
+            </w:r>
+            <w:proofErr w:type="spellStart"/>
+            <w:r>
+              <w:t>gfm</w:t>
+            </w:r>
+            <w:proofErr w:type="spellEnd"/>
+            <w:r>
+              <w:t xml:space="preserve"> --</w:t>
+            </w:r>
+            <w:proofErr w:type="spellStart"/>
+            <w:r>
+              <w:t>extract</w:t>
+            </w:r>
+            <w:proofErr w:type="spellEnd"/>
+            <w:r>
+              <w:t>-media=</w:t>
+            </w:r>
+            <w:proofErr w:type="spellStart"/>
+            <w:r>
+              <w:t>docs</w:t>
+            </w:r>
+            <w:proofErr w:type="spellEnd"/>
+            <w:r>
+              <w:t>/media</w:t>
             </w:r>
           </w:p>
           <w:p/>
@@ -173,12 +219,36 @@
                 <w:b/>
                 <w:bCs/>
               </w:rPr>
-              <w:t>Step 2 dentro del .md recién creado</w:t>
-            </w:r>
-          </w:p>
-          <w:p>
-            <w:r>
-              <w:t xml:space="preserve">Tendrás que cambiar las imágenes en html a </w:t>
+              <w:t>Step 2 dentro del .</w:t>
+            </w:r>
+            <w:proofErr w:type="spellStart"/>
+            <w:r>
+              <w:rPr>
+                <w:b/>
+                <w:bCs/>
+              </w:rPr>
+              <w:t>md</w:t>
+            </w:r>
+            <w:proofErr w:type="spellEnd"/>
+            <w:r>
+              <w:rPr>
+                <w:b/>
+                <w:bCs/>
+              </w:rPr>
+              <w:t xml:space="preserve"> recién creado</w:t>
+            </w:r>
+          </w:p>
+          <w:p>
+            <w:r>
+              <w:t xml:space="preserve">Tendrás que cambiar las imágenes en </w:t>
+            </w:r>
+            <w:proofErr w:type="spellStart"/>
+            <w:r>
+              <w:t>html</w:t>
+            </w:r>
+            <w:proofErr w:type="spellEnd"/>
+            <w:r>
+              <w:t xml:space="preserve"> a </w:t>
             </w:r>
           </w:p>
           <w:p>
@@ -199,13 +269,7 @@
           <w:p/>
           <w:p>
             <w:r>
-              <w:t xml:space="preserve">La del 12, mantén </w:t>
-            </w:r>
-            <w:r>
-              <w:t>/matriz/media/image</w:t>
-            </w:r>
-            <w:r>
-              <w:t>1</w:t>
+              <w:t>La del 12, mantén /matriz/media/image1</w:t>
             </w:r>
           </w:p>
           <w:p/>
@@ -222,8 +286,17 @@
                 <w:b/>
                 <w:bCs/>
               </w:rPr>
-              <w:t>Step 3 dentro del explorador de windows</w:t>
-            </w:r>
+              <w:t xml:space="preserve">Step 3 dentro del explorador de </w:t>
+            </w:r>
+            <w:proofErr w:type="spellStart"/>
+            <w:r>
+              <w:rPr>
+                <w:b/>
+                <w:bCs/>
+              </w:rPr>
+              <w:t>windows</w:t>
+            </w:r>
+            <w:proofErr w:type="spellEnd"/>
           </w:p>
           <w:p>
             <w:r>
@@ -237,10 +310,7 @@
               <w:t>nombre_archivo_</w:t>
             </w:r>
             <w:r>
-              <w:t>image2</w:t>
-            </w:r>
-            <w:r>
-              <w:t xml:space="preserve">, </w:t>
+              <w:t xml:space="preserve">image2, </w:t>
             </w:r>
             <w:r>
               <w:rPr>
@@ -250,10 +320,7 @@
               <w:t>nombre_archivo_</w:t>
             </w:r>
             <w:r>
-              <w:t>image</w:t>
-            </w:r>
-            <w:r>
-              <w:t>3</w:t>
+              <w:t>image3</w:t>
             </w:r>
           </w:p>
           <w:p/>
@@ -297,6 +364,21 @@
             <w:r>
               <w:t>Meter las imágenes renombradas a lo bestia en la carpeta /media</w:t>
             </w:r>
+          </w:p>
+        </w:tc>
+      </w:tr>
+      <w:tr>
+        <w:tc>
+          <w:tcPr>
+            <w:tcW w:w="8494" w:type="dxa"/>
+          </w:tcPr>
+          <w:p>
+            <w:pPr>
+              <w:rPr>
+                <w:b/>
+                <w:bCs/>
+              </w:rPr>
+            </w:pPr>
           </w:p>
         </w:tc>
       </w:tr>
@@ -317,8 +399,21 @@
             <w:tcW w:w="8494" w:type="dxa"/>
           </w:tcPr>
           <w:p>
-            <w:r>
-              <w:t>Quieres mandar a github? &lt;</w:t>
+            <w:proofErr w:type="gramStart"/>
+            <w:r>
+              <w:t xml:space="preserve">Quieres mandar a </w:t>
+            </w:r>
+            <w:proofErr w:type="spellStart"/>
+            <w:r>
+              <w:t>github</w:t>
+            </w:r>
+            <w:proofErr w:type="spellEnd"/>
+            <w:r>
+              <w:t>?</w:t>
+            </w:r>
+            <w:proofErr w:type="gramEnd"/>
+            <w:r>
+              <w:t xml:space="preserve"> &lt;</w:t>
             </w:r>
             <w:r>
               <w:t>https://ucite-h12o.github.io/matriz/</w:t>
@@ -339,12 +434,14 @@
               <w:rPr>
                 <w:b/>
                 <w:bCs/>
-              </w:rPr>
-            </w:pPr>
-            <w:r>
-              <w:rPr>
-                <w:b/>
-                <w:bCs/>
+                <w:lang w:val="en-US"/>
+              </w:rPr>
+            </w:pPr>
+            <w:r>
+              <w:rPr>
+                <w:b/>
+                <w:bCs/>
+                <w:lang w:val="en-US"/>
               </w:rPr>
               <w:t>Step 1 (6 pasos):</w:t>
             </w:r>
@@ -354,53 +451,91 @@
               <w:rPr>
                 <w:b/>
                 <w:bCs/>
-              </w:rPr>
-            </w:pPr>
-          </w:p>
-          <w:p>
-            <w:pPr>
-              <w:rPr>
-                <w:lang w:val="en-US"/>
-              </w:rPr>
-            </w:pPr>
-            <w:r>
-              <w:rPr>
-                <w:lang w:val="en-US"/>
-              </w:rPr>
-              <w:t>mkdocs build</w:t>
-            </w:r>
-          </w:p>
-          <w:p>
-            <w:pPr>
-              <w:rPr>
-                <w:lang w:val="en-US"/>
-              </w:rPr>
-            </w:pPr>
-            <w:r>
-              <w:rPr>
-                <w:lang w:val="en-US"/>
-              </w:rPr>
-              <w:t>mkdocs gh-d</w:t>
-            </w:r>
-            <w:r>
-              <w:rPr>
-                <w:lang w:val="en-US"/>
-              </w:rPr>
-              <w:t>eploy --force</w:t>
-            </w:r>
-          </w:p>
-          <w:p>
-            <w:pPr>
-              <w:rPr>
-                <w:lang w:val="en-US"/>
-              </w:rPr>
-            </w:pPr>
-            <w:r>
-              <w:rPr>
-                <w:lang w:val="en-US"/>
-              </w:rPr>
-              <w:t>git add .</w:t>
-            </w:r>
+                <w:lang w:val="en-US"/>
+              </w:rPr>
+            </w:pPr>
+          </w:p>
+          <w:p>
+            <w:pPr>
+              <w:rPr>
+                <w:lang w:val="en-US"/>
+              </w:rPr>
+            </w:pPr>
+            <w:proofErr w:type="spellStart"/>
+            <w:r>
+              <w:rPr>
+                <w:lang w:val="en-US"/>
+              </w:rPr>
+              <w:t>mkdocs</w:t>
+            </w:r>
+            <w:proofErr w:type="spellEnd"/>
+            <w:r>
+              <w:rPr>
+                <w:lang w:val="en-US"/>
+              </w:rPr>
+              <w:t xml:space="preserve"> build</w:t>
+            </w:r>
+          </w:p>
+          <w:p>
+            <w:pPr>
+              <w:rPr>
+                <w:color w:val="FF0000"/>
+                <w:lang w:val="en-US"/>
+              </w:rPr>
+            </w:pPr>
+            <w:proofErr w:type="spellStart"/>
+            <w:r>
+              <w:rPr>
+                <w:color w:val="FF0000"/>
+                <w:lang w:val="en-US"/>
+              </w:rPr>
+              <w:t>mkdocs</w:t>
+            </w:r>
+            <w:proofErr w:type="spellEnd"/>
+            <w:r>
+              <w:rPr>
+                <w:color w:val="FF0000"/>
+                <w:lang w:val="en-US"/>
+              </w:rPr>
+              <w:t xml:space="preserve"> </w:t>
+            </w:r>
+            <w:proofErr w:type="spellStart"/>
+            <w:r>
+              <w:rPr>
+                <w:color w:val="FF0000"/>
+                <w:lang w:val="en-US"/>
+              </w:rPr>
+              <w:t>gh</w:t>
+            </w:r>
+            <w:proofErr w:type="spellEnd"/>
+            <w:r>
+              <w:rPr>
+                <w:color w:val="FF0000"/>
+                <w:lang w:val="en-US"/>
+              </w:rPr>
+              <w:t>-deploy --force</w:t>
+            </w:r>
+          </w:p>
+          <w:p>
+            <w:pPr>
+              <w:rPr>
+                <w:lang w:val="en-US"/>
+              </w:rPr>
+            </w:pPr>
+            <w:r>
+              <w:rPr>
+                <w:lang w:val="en-US"/>
+              </w:rPr>
+              <w:t xml:space="preserve">git </w:t>
+            </w:r>
+            <w:proofErr w:type="gramStart"/>
+            <w:r>
+              <w:rPr>
+                <w:lang w:val="en-US"/>
+              </w:rPr>
+              <w:t>add .</w:t>
+            </w:r>
+            <w:proofErr w:type="gramEnd"/>
           </w:p>
           <w:p>
             <w:pPr>
@@ -418,11 +553,13 @@
           <w:p>
             <w:pPr>
               <w:rPr>
-                <w:lang w:val="en-US"/>
-              </w:rPr>
-            </w:pPr>
-            <w:r>
-              <w:rPr>
+                <w:color w:val="FF0000"/>
+                <w:lang w:val="en-US"/>
+              </w:rPr>
+            </w:pPr>
+            <w:r>
+              <w:rPr>
+                <w:color w:val="FF0000"/>
                 <w:lang w:val="en-US"/>
               </w:rPr>
               <w:t>git pull origin main --rebase</w:t>
@@ -431,11 +568,13 @@
           <w:p>
             <w:pPr>
               <w:rPr>
-                <w:lang w:val="en-US"/>
-              </w:rPr>
-            </w:pPr>
-            <w:r>
-              <w:rPr>
+                <w:color w:val="FF0000"/>
+                <w:lang w:val="en-US"/>
+              </w:rPr>
+            </w:pPr>
+            <w:r>
+              <w:rPr>
+                <w:color w:val="FF0000"/>
                 <w:lang w:val="en-US"/>
               </w:rPr>
               <w:t>git push origin main</w:t>
@@ -449,18 +588,60 @@
             </w:pPr>
           </w:p>
           <w:p>
-            <w:r>
-              <w:t>A veces pedir</w:t>
-            </w:r>
-            <w:r>
-              <w:t>á</w:t>
-            </w:r>
-            <w:r>
+            <w:pPr>
+              <w:rPr>
+                <w:i/>
+                <w:iCs/>
+              </w:rPr>
+            </w:pPr>
+            <w:r>
+              <w:rPr>
+                <w:i/>
+                <w:iCs/>
+                <w:color w:val="FF0000"/>
+              </w:rPr>
+              <w:t>#</w:t>
+            </w:r>
+            <w:r>
+              <w:rPr>
+                <w:i/>
+                <w:iCs/>
+                <w:color w:val="FF0000"/>
+              </w:rPr>
+              <w:t xml:space="preserve">En estos </w:t>
+            </w:r>
+            <w:r>
+              <w:rPr>
+                <w:i/>
+                <w:iCs/>
+              </w:rPr>
+              <w:t xml:space="preserve">pedirá </w:t>
+            </w:r>
+            <w:proofErr w:type="spellStart"/>
+            <w:r>
+              <w:rPr>
+                <w:i/>
+                <w:iCs/>
+              </w:rPr>
+              <w:t>pss</w:t>
+            </w:r>
+            <w:proofErr w:type="spellEnd"/>
+            <w:r>
+              <w:rPr>
+                <w:i/>
+                <w:iCs/>
+              </w:rPr>
               <w:t xml:space="preserve"> </w:t>
             </w:r>
-            <w:r>
-              <w:t>pss uciteucite</w:t>
-            </w:r>
+            <w:proofErr w:type="spellStart"/>
+            <w:r>
+              <w:rPr>
+                <w:i/>
+                <w:iCs/>
+              </w:rPr>
+              <w:t>uciteucite</w:t>
+            </w:r>
+            <w:proofErr w:type="spellEnd"/>
           </w:p>
           <w:p/>
         </w:tc>
@@ -468,13 +649,7 @@
     </w:tbl>
     <w:p/>
     <w:p/>
-    <w:p>
-      <w:pPr>
-        <w:rPr>
-          <w:lang w:val="en-US"/>
-        </w:rPr>
-      </w:pPr>
-    </w:p>
+    <w:p/>
     <w:tbl>
       <w:tblPr>
         <w:tblStyle w:val="Tablaconcuadrcula"/>
@@ -495,11 +670,47 @@
                 <w:lang w:val="en-US"/>
               </w:rPr>
             </w:pPr>
-            <w:r>
-              <w:rPr>
-                <w:lang w:val="en-US"/>
-              </w:rPr>
-              <w:t>Quieres montar Giscus comments?</w:t>
+            <w:proofErr w:type="spellStart"/>
+            <w:r>
+              <w:rPr>
+                <w:lang w:val="en-US"/>
+              </w:rPr>
+              <w:t>Quieres</w:t>
+            </w:r>
+            <w:proofErr w:type="spellEnd"/>
+            <w:r>
+              <w:rPr>
+                <w:lang w:val="en-US"/>
+              </w:rPr>
+              <w:t xml:space="preserve"> </w:t>
+            </w:r>
+            <w:proofErr w:type="spellStart"/>
+            <w:r>
+              <w:rPr>
+                <w:lang w:val="en-US"/>
+              </w:rPr>
+              <w:t>montar</w:t>
+            </w:r>
+            <w:proofErr w:type="spellEnd"/>
+            <w:r>
+              <w:rPr>
+                <w:lang w:val="en-US"/>
+              </w:rPr>
+              <w:t xml:space="preserve"> </w:t>
+            </w:r>
+            <w:proofErr w:type="spellStart"/>
+            <w:r>
+              <w:rPr>
+                <w:lang w:val="en-US"/>
+              </w:rPr>
+              <w:t>Giscus</w:t>
+            </w:r>
+            <w:proofErr w:type="spellEnd"/>
+            <w:r>
+              <w:rPr>
+                <w:lang w:val="en-US"/>
+              </w:rPr>
+              <w:t xml:space="preserve"> comments?</w:t>
             </w:r>
           </w:p>
         </w:tc>
@@ -514,14 +725,12 @@
               <w:rPr>
                 <w:b/>
                 <w:bCs/>
-                <w:lang w:val="en-US"/>
-              </w:rPr>
-            </w:pPr>
-            <w:r>
-              <w:rPr>
-                <w:b/>
-                <w:bCs/>
-                <w:lang w:val="en-US"/>
+              </w:rPr>
+            </w:pPr>
+            <w:r>
+              <w:rPr>
+                <w:b/>
+                <w:bCs/>
               </w:rPr>
               <w:t>Step 1:</w:t>
             </w:r>
@@ -531,13 +740,37 @@
               <w:t>Pon esto al final d</w:t>
             </w:r>
             <w:r>
-              <w:t>e tu mkdocs.yml en extra_javascript:</w:t>
+              <w:t xml:space="preserve">e tu </w:t>
+            </w:r>
+            <w:proofErr w:type="spellStart"/>
+            <w:r>
+              <w:t>mkdocs.yml</w:t>
+            </w:r>
+            <w:proofErr w:type="spellEnd"/>
+            <w:r>
+              <w:t xml:space="preserve"> en </w:t>
+            </w:r>
+            <w:proofErr w:type="spellStart"/>
+            <w:r>
+              <w:t>extra_javascript</w:t>
+            </w:r>
+            <w:proofErr w:type="spellEnd"/>
+            <w:r>
+              <w:t>:</w:t>
             </w:r>
           </w:p>
           <w:p/>
           <w:p>
             <w:r>
-              <w:t>  - js/giscus.js</w:t>
+              <w:t xml:space="preserve">  - </w:t>
+            </w:r>
+            <w:proofErr w:type="spellStart"/>
+            <w:r>
+              <w:t>js</w:t>
+            </w:r>
+            <w:proofErr w:type="spellEnd"/>
+            <w:r>
+              <w:t>/giscus.js</w:t>
             </w:r>
           </w:p>
           <w:p/>
@@ -558,7 +791,15 @@
           </w:p>
           <w:p>
             <w:r>
-              <w:t>En cada página .md en la que quieras que haya comentarios al final, pega esto al final:</w:t>
+              <w:t>En cada página .</w:t>
+            </w:r>
+            <w:proofErr w:type="spellStart"/>
+            <w:r>
+              <w:t>md</w:t>
+            </w:r>
+            <w:proofErr w:type="spellEnd"/>
+            <w:r>
+              <w:t xml:space="preserve"> en la que quieras que haya comentarios al final, pega esto al final:</w:t>
             </w:r>
           </w:p>
           <w:p/>
@@ -572,33 +813,75 @@
               <w:rPr>
                 <w:lang w:val="en-US"/>
               </w:rPr>
-              <w:t>&lt;script src="https://giscus.app/client.js"</w:t>
-            </w:r>
-          </w:p>
-          <w:p>
-            <w:pPr>
-              <w:rPr>
-                <w:lang w:val="en-US"/>
-              </w:rPr>
-            </w:pPr>
-            <w:r>
-              <w:rPr>
-                <w:lang w:val="en-US"/>
-              </w:rPr>
-              <w:t>        data-repo="ucite-h12o/matriz"</w:t>
-            </w:r>
-          </w:p>
-          <w:p>
-            <w:pPr>
-              <w:rPr>
-                <w:lang w:val="en-US"/>
-              </w:rPr>
-            </w:pPr>
-            <w:r>
-              <w:rPr>
-                <w:lang w:val="en-US"/>
-              </w:rPr>
-              <w:t>        data-repo-id="R_kgDOPAkakA"</w:t>
+              <w:t xml:space="preserve">&lt;script </w:t>
+            </w:r>
+            <w:proofErr w:type="spellStart"/>
+            <w:r>
+              <w:rPr>
+                <w:lang w:val="en-US"/>
+              </w:rPr>
+              <w:t>src</w:t>
+            </w:r>
+            <w:proofErr w:type="spellEnd"/>
+            <w:r>
+              <w:rPr>
+                <w:lang w:val="en-US"/>
+              </w:rPr>
+              <w:t>="https://giscus.app/client.js"</w:t>
+            </w:r>
+          </w:p>
+          <w:p>
+            <w:pPr>
+              <w:rPr>
+                <w:lang w:val="en-US"/>
+              </w:rPr>
+            </w:pPr>
+            <w:r>
+              <w:rPr>
+                <w:lang w:val="en-US"/>
+              </w:rPr>
+              <w:t>        data-repo="ucite-h12o/</w:t>
+            </w:r>
+            <w:proofErr w:type="spellStart"/>
+            <w:r>
+              <w:rPr>
+                <w:lang w:val="en-US"/>
+              </w:rPr>
+              <w:t>matriz</w:t>
+            </w:r>
+            <w:proofErr w:type="spellEnd"/>
+            <w:r>
+              <w:rPr>
+                <w:lang w:val="en-US"/>
+              </w:rPr>
+              <w:t>"</w:t>
+            </w:r>
+          </w:p>
+          <w:p>
+            <w:pPr>
+              <w:rPr>
+                <w:lang w:val="en-US"/>
+              </w:rPr>
+            </w:pPr>
+            <w:r>
+              <w:rPr>
+                <w:lang w:val="en-US"/>
+              </w:rPr>
+              <w:t>        data-repo-id="</w:t>
+            </w:r>
+            <w:proofErr w:type="spellStart"/>
+            <w:r>
+              <w:rPr>
+                <w:lang w:val="en-US"/>
+              </w:rPr>
+              <w:t>R_kgDOPAkakA</w:t>
+            </w:r>
+            <w:proofErr w:type="spellEnd"/>
+            <w:r>
+              <w:rPr>
+                <w:lang w:val="en-US"/>
+              </w:rPr>
+              <w:t>"</w:t>
             </w:r>
           </w:p>
           <w:p>
@@ -702,7 +985,21 @@
               <w:rPr>
                 <w:lang w:val="en-US"/>
               </w:rPr>
-              <w:t>        data-theme="preferred_color_scheme"</w:t>
+              <w:t>        data-theme="</w:t>
+            </w:r>
+            <w:proofErr w:type="spellStart"/>
+            <w:r>
+              <w:rPr>
+                <w:lang w:val="en-US"/>
+              </w:rPr>
+              <w:t>preferred_color_scheme</w:t>
+            </w:r>
+            <w:proofErr w:type="spellEnd"/>
+            <w:r>
+              <w:rPr>
+                <w:lang w:val="en-US"/>
+              </w:rPr>
+              <w:t>"</w:t>
             </w:r>
           </w:p>
           <w:p>
@@ -738,13 +1035,34 @@
               </w:rPr>
               <w:t xml:space="preserve">        </w:t>
             </w:r>
-            <w:r>
-              <w:t>crossorigin="anonymous"</w:t>
-            </w:r>
-          </w:p>
-          <w:p>
-            <w:r>
-              <w:t>        async&gt;</w:t>
+            <w:proofErr w:type="spellStart"/>
+            <w:r>
+              <w:t>crossorigin</w:t>
+            </w:r>
+            <w:proofErr w:type="spellEnd"/>
+            <w:r>
+              <w:t>="</w:t>
+            </w:r>
+            <w:proofErr w:type="spellStart"/>
+            <w:r>
+              <w:t>anonymous</w:t>
+            </w:r>
+            <w:proofErr w:type="spellEnd"/>
+            <w:r>
+              <w:t>"</w:t>
+            </w:r>
+          </w:p>
+          <w:p>
+            <w:r>
+              <w:t xml:space="preserve">        </w:t>
+            </w:r>
+            <w:proofErr w:type="spellStart"/>
+            <w:r>
+              <w:t>async</w:t>
+            </w:r>
+            <w:proofErr w:type="spellEnd"/>
+            <w:r>
+              <w:t>&gt;</w:t>
             </w:r>
           </w:p>
           <w:p>
@@ -779,100 +1097,122 @@
           <w:p>
             <w:pPr>
               <w:rPr>
+                <w:lang w:val="en-US"/>
+              </w:rPr>
+            </w:pPr>
+            <w:proofErr w:type="spellStart"/>
+            <w:r>
+              <w:rPr>
+                <w:lang w:val="en-US"/>
+              </w:rPr>
+              <w:t>Pss</w:t>
+            </w:r>
+            <w:proofErr w:type="spellEnd"/>
+          </w:p>
+          <w:p>
+            <w:pPr>
+              <w:rPr>
+                <w:lang w:val="en-US"/>
+              </w:rPr>
+            </w:pPr>
+          </w:p>
+          <w:p>
+            <w:pPr>
+              <w:rPr>
+                <w:lang w:val="en-US"/>
+              </w:rPr>
+            </w:pPr>
+            <w:proofErr w:type="spellStart"/>
+            <w:r>
+              <w:rPr>
+                <w:lang w:val="en-US"/>
+              </w:rPr>
+              <w:t>gmail</w:t>
+            </w:r>
+            <w:proofErr w:type="spellEnd"/>
+          </w:p>
+          <w:p>
+            <w:pPr>
+              <w:rPr>
+                <w:lang w:val="en-US"/>
+              </w:rPr>
+            </w:pPr>
+          </w:p>
+          <w:p>
+            <w:pPr>
+              <w:rPr>
+                <w:lang w:val="en-US"/>
+              </w:rPr>
+            </w:pPr>
+            <w:r>
+              <w:rPr>
+                <w:lang w:val="en-US"/>
+              </w:rPr>
+              <w:t>ucitem25</w:t>
+            </w:r>
+          </w:p>
+          <w:p>
+            <w:pPr>
+              <w:rPr>
+                <w:lang w:val="en-US"/>
+              </w:rPr>
+            </w:pPr>
+          </w:p>
+          <w:p>
+            <w:pPr>
+              <w:rPr>
+                <w:lang w:val="en-US"/>
+              </w:rPr>
+            </w:pPr>
+            <w:proofErr w:type="spellStart"/>
+            <w:r>
+              <w:rPr>
+                <w:lang w:val="en-US"/>
+              </w:rPr>
+              <w:t>hipot</w:t>
+            </w:r>
+            <w:proofErr w:type="spellEnd"/>
+          </w:p>
+          <w:p>
+            <w:pPr>
+              <w:rPr>
+                <w:lang w:val="en-US"/>
+              </w:rPr>
+            </w:pPr>
+            <w:r>
+              <w:rPr>
+                <w:lang w:val="en-US"/>
+              </w:rPr>
+              <w:t xml:space="preserve">username </w:t>
+            </w:r>
+            <w:proofErr w:type="spellStart"/>
+            <w:r>
+              <w:rPr>
+                <w:lang w:val="en-US"/>
+              </w:rPr>
+              <w:t>utice_matriz</w:t>
+            </w:r>
+            <w:proofErr w:type="spellEnd"/>
+          </w:p>
+          <w:p>
+            <w:pPr>
+              <w:rPr>
                 <w:lang w:val="fr-FR"/>
               </w:rPr>
             </w:pPr>
+            <w:proofErr w:type="gramStart"/>
             <w:r>
               <w:rPr>
                 <w:lang w:val="fr-FR"/>
               </w:rPr>
-              <w:t>Pss</w:t>
-            </w:r>
-          </w:p>
-          <w:p>
-            <w:pPr>
+              <w:t>ucitem</w:t>
+            </w:r>
+            <w:proofErr w:type="gramEnd"/>
+            <w:r>
               <w:rPr>
                 <w:lang w:val="fr-FR"/>
               </w:rPr>
-            </w:pPr>
-          </w:p>
-          <w:p>
-            <w:pPr>
-              <w:rPr>
-                <w:lang w:val="fr-FR"/>
-              </w:rPr>
-            </w:pPr>
-            <w:r>
-              <w:rPr>
-                <w:lang w:val="fr-FR"/>
-              </w:rPr>
-              <w:t>gmail</w:t>
-            </w:r>
-          </w:p>
-          <w:p>
-            <w:pPr>
-              <w:rPr>
-                <w:lang w:val="fr-FR"/>
-              </w:rPr>
-            </w:pPr>
-          </w:p>
-          <w:p>
-            <w:pPr>
-              <w:rPr>
-                <w:lang w:val="fr-FR"/>
-              </w:rPr>
-            </w:pPr>
-            <w:r>
-              <w:rPr>
-                <w:lang w:val="fr-FR"/>
-              </w:rPr>
-              <w:t>ucitem25</w:t>
-            </w:r>
-          </w:p>
-          <w:p>
-            <w:pPr>
-              <w:rPr>
-                <w:lang w:val="fr-FR"/>
-              </w:rPr>
-            </w:pPr>
-          </w:p>
-          <w:p>
-            <w:pPr>
-              <w:rPr>
-                <w:lang w:val="fr-FR"/>
-              </w:rPr>
-            </w:pPr>
-            <w:r>
-              <w:rPr>
-                <w:lang w:val="fr-FR"/>
-              </w:rPr>
-              <w:t>hipot</w:t>
-            </w:r>
-          </w:p>
-          <w:p>
-            <w:pPr>
-              <w:rPr>
-                <w:lang w:val="fr-FR"/>
-              </w:rPr>
-            </w:pPr>
-            <w:r>
-              <w:rPr>
-                <w:lang w:val="fr-FR"/>
-              </w:rPr>
-              <w:t>username utice_matriz</w:t>
-            </w:r>
-          </w:p>
-          <w:p>
-            <w:pPr>
-              <w:rPr>
-                <w:lang w:val="fr-FR"/>
-              </w:rPr>
-            </w:pPr>
-            <w:r>
-              <w:rPr>
-                <w:lang w:val="fr-FR"/>
-              </w:rPr>
-              <w:t>ucitem25</w:t>
+              <w:t>25</w:t>
             </w:r>
           </w:p>
         </w:tc>
@@ -885,6 +1225,668 @@
         </w:rPr>
       </w:pPr>
     </w:p>
+    <w:tbl>
+      <w:tblPr>
+        <w:tblStyle w:val="Tablaconcuadrcula"/>
+        <w:tblW w:w="0" w:type="auto"/>
+        <w:tblLook w:val="04A0" w:firstRow="1" w:lastRow="0" w:firstColumn="1" w:lastColumn="0" w:noHBand="0" w:noVBand="1"/>
+      </w:tblPr>
+      <w:tblGrid>
+        <w:gridCol w:w="8494"/>
+      </w:tblGrid>
+      <w:tr>
+        <w:tc>
+          <w:tcPr>
+            <w:tcW w:w="8494" w:type="dxa"/>
+          </w:tcPr>
+          <w:p>
+            <w:pPr>
+              <w:rPr>
+                <w:lang w:val="en-US"/>
+              </w:rPr>
+            </w:pPr>
+            <w:proofErr w:type="spellStart"/>
+            <w:r>
+              <w:rPr>
+                <w:lang w:val="en-US"/>
+              </w:rPr>
+              <w:t>Quieres</w:t>
+            </w:r>
+            <w:proofErr w:type="spellEnd"/>
+            <w:r>
+              <w:rPr>
+                <w:lang w:val="en-US"/>
+              </w:rPr>
+              <w:t xml:space="preserve"> meter un </w:t>
+            </w:r>
+            <w:proofErr w:type="spellStart"/>
+            <w:r>
+              <w:rPr>
+                <w:lang w:val="en-US"/>
+              </w:rPr>
+              <w:t>vídeo</w:t>
+            </w:r>
+            <w:proofErr w:type="spellEnd"/>
+            <w:r>
+              <w:rPr>
+                <w:lang w:val="en-US"/>
+              </w:rPr>
+              <w:t>?</w:t>
+            </w:r>
+          </w:p>
+        </w:tc>
+      </w:tr>
+      <w:tr>
+        <w:tc>
+          <w:tcPr>
+            <w:tcW w:w="8494" w:type="dxa"/>
+          </w:tcPr>
+          <w:p>
+            <w:pPr>
+              <w:rPr>
+                <w:b/>
+                <w:bCs/>
+              </w:rPr>
+            </w:pPr>
+            <w:r>
+              <w:rPr>
+                <w:b/>
+                <w:bCs/>
+              </w:rPr>
+              <w:t>Step 1:</w:t>
+            </w:r>
+          </w:p>
+          <w:p>
+            <w:r>
+              <w:t>Instala paquete en consola</w:t>
+            </w:r>
+          </w:p>
+          <w:p/>
+          <w:p>
+            <w:proofErr w:type="spellStart"/>
+            <w:r>
+              <w:t>pip</w:t>
+            </w:r>
+            <w:proofErr w:type="spellEnd"/>
+            <w:r>
+              <w:t xml:space="preserve"> </w:t>
+            </w:r>
+            <w:proofErr w:type="spellStart"/>
+            <w:r>
+              <w:t>install</w:t>
+            </w:r>
+            <w:proofErr w:type="spellEnd"/>
+            <w:r>
+              <w:t xml:space="preserve"> </w:t>
+            </w:r>
+            <w:proofErr w:type="spellStart"/>
+            <w:r>
+              <w:t>mkdocs</w:t>
+            </w:r>
+            <w:proofErr w:type="spellEnd"/>
+            <w:r>
+              <w:t>-video</w:t>
+            </w:r>
+          </w:p>
+          <w:p/>
+          <w:p>
+            <w:pPr>
+              <w:rPr>
+                <w:b/>
+                <w:bCs/>
+              </w:rPr>
+            </w:pPr>
+            <w:r>
+              <w:rPr>
+                <w:b/>
+                <w:bCs/>
+              </w:rPr>
+              <w:t>Step 2:</w:t>
+            </w:r>
+          </w:p>
+          <w:p>
+            <w:r>
+              <w:t xml:space="preserve">Escribe esto en </w:t>
+            </w:r>
+            <w:proofErr w:type="gramStart"/>
+            <w:r>
+              <w:t>tu .</w:t>
+            </w:r>
+            <w:proofErr w:type="spellStart"/>
+            <w:r>
+              <w:t>yml</w:t>
+            </w:r>
+            <w:proofErr w:type="spellEnd"/>
+            <w:proofErr w:type="gramEnd"/>
+          </w:p>
+          <w:p/>
+          <w:p>
+            <w:pPr>
+              <w:rPr>
+                <w:lang w:val="en-US"/>
+              </w:rPr>
+            </w:pPr>
+            <w:r>
+              <w:rPr>
+                <w:lang w:val="en-US"/>
+              </w:rPr>
+              <w:t>plugins:</w:t>
+            </w:r>
+          </w:p>
+          <w:p>
+            <w:pPr>
+              <w:rPr>
+                <w:lang w:val="en-US"/>
+              </w:rPr>
+            </w:pPr>
+            <w:r>
+              <w:rPr>
+                <w:lang w:val="en-US"/>
+              </w:rPr>
+              <w:t xml:space="preserve">  - </w:t>
+            </w:r>
+            <w:proofErr w:type="spellStart"/>
+            <w:r>
+              <w:rPr>
+                <w:lang w:val="en-US"/>
+              </w:rPr>
+              <w:t>mkdocs</w:t>
+            </w:r>
+            <w:proofErr w:type="spellEnd"/>
+            <w:r>
+              <w:rPr>
+                <w:lang w:val="en-US"/>
+              </w:rPr>
+              <w:t>-video:</w:t>
+            </w:r>
+          </w:p>
+          <w:p>
+            <w:pPr>
+              <w:rPr>
+                <w:lang w:val="en-US"/>
+              </w:rPr>
+            </w:pPr>
+            <w:r>
+              <w:rPr>
+                <w:lang w:val="en-US"/>
+              </w:rPr>
+              <w:t xml:space="preserve">      </w:t>
+            </w:r>
+            <w:r>
+              <w:rPr>
+                <w:lang w:val="en-US"/>
+              </w:rPr>
+              <w:t xml:space="preserve">  </w:t>
+            </w:r>
+            <w:proofErr w:type="spellStart"/>
+            <w:r>
+              <w:rPr>
+                <w:lang w:val="en-US"/>
+              </w:rPr>
+              <w:t>is_video</w:t>
+            </w:r>
+            <w:proofErr w:type="spellEnd"/>
+            <w:r>
+              <w:rPr>
+                <w:lang w:val="en-US"/>
+              </w:rPr>
+              <w:t>: True</w:t>
+            </w:r>
+          </w:p>
+          <w:p>
+            <w:r>
+              <w:t xml:space="preserve">        </w:t>
+            </w:r>
+            <w:proofErr w:type="spellStart"/>
+            <w:r>
+              <w:t>video_autoplay</w:t>
+            </w:r>
+            <w:proofErr w:type="spellEnd"/>
+            <w:r>
+              <w:t>: false</w:t>
+            </w:r>
+          </w:p>
+          <w:p/>
+          <w:p>
+            <w:pPr>
+              <w:rPr>
+                <w:b/>
+                <w:bCs/>
+              </w:rPr>
+            </w:pPr>
+            <w:r>
+              <w:rPr>
+                <w:b/>
+                <w:bCs/>
+              </w:rPr>
+              <w:t xml:space="preserve">Step </w:t>
+            </w:r>
+            <w:r>
+              <w:rPr>
+                <w:b/>
+                <w:bCs/>
+              </w:rPr>
+              <w:t>3 (ejemplo viable)</w:t>
+            </w:r>
+            <w:r>
+              <w:rPr>
+                <w:b/>
+                <w:bCs/>
+              </w:rPr>
+              <w:t>:</w:t>
+            </w:r>
+          </w:p>
+          <w:p>
+            <w:r>
+              <w:t xml:space="preserve">En un nuevo archivo </w:t>
+            </w:r>
+            <w:r>
+              <w:t>“</w:t>
+            </w:r>
+            <w:r>
+              <w:t>videos.md</w:t>
+            </w:r>
+            <w:r>
+              <w:t xml:space="preserve">”, metes los vídeos tal que así. Los vídeos tendrán que estar en la carpeta del </w:t>
+            </w:r>
+            <w:proofErr w:type="spellStart"/>
+            <w:r>
+              <w:t>path</w:t>
+            </w:r>
+            <w:proofErr w:type="spellEnd"/>
+            <w:r>
+              <w:t xml:space="preserve"> descrito:</w:t>
+            </w:r>
+          </w:p>
+          <w:p/>
+          <w:p>
+            <w:r>
+              <w:rPr>
+                <w:b/>
+                <w:bCs/>
+              </w:rPr>
+              <w:t># Vídeos</w:t>
+            </w:r>
+          </w:p>
+          <w:p/>
+          <w:p>
+            <w:r>
+              <w:rPr>
+                <w:b/>
+                <w:bCs/>
+              </w:rPr>
+              <w:t xml:space="preserve">## </w:t>
+            </w:r>
+            <w:proofErr w:type="gramStart"/>
+            <w:r>
+              <w:rPr>
+                <w:b/>
+                <w:bCs/>
+              </w:rPr>
+              <w:t>14.Resucitación</w:t>
+            </w:r>
+            <w:proofErr w:type="gramEnd"/>
+            <w:r>
+              <w:rPr>
+                <w:b/>
+                <w:bCs/>
+              </w:rPr>
+              <w:t xml:space="preserve"> hemostática </w:t>
+            </w:r>
+          </w:p>
+          <w:p>
+            <w:r>
+              <w:rPr>
+                <w:b/>
+                <w:bCs/>
+              </w:rPr>
+              <w:t>### Vídeo REBOA parte 1</w:t>
+            </w:r>
+          </w:p>
+          <w:p>
+            <w:proofErr w:type="gramStart"/>
+            <w:r>
+              <w:t>![</w:t>
+            </w:r>
+            <w:proofErr w:type="spellStart"/>
+            <w:proofErr w:type="gramEnd"/>
+            <w:r>
+              <w:t>type:video</w:t>
+            </w:r>
+            <w:proofErr w:type="spellEnd"/>
+            <w:r>
+              <w:t>](</w:t>
+            </w:r>
+            <w:r>
+              <w:rPr>
+                <w:u w:val="single"/>
+              </w:rPr>
+              <w:t>/matriz/media/videos/reboa_video1.mp4</w:t>
+            </w:r>
+            <w:r>
+              <w:t>)</w:t>
+            </w:r>
+          </w:p>
+          <w:p>
+            <w:r>
+              <w:br/>
+            </w:r>
+            <w:r>
+              <w:rPr>
+                <w:b/>
+                <w:bCs/>
+              </w:rPr>
+              <w:t>### Vídeo REBOA parte 2</w:t>
+            </w:r>
+          </w:p>
+          <w:p>
+            <w:proofErr w:type="gramStart"/>
+            <w:r>
+              <w:t>![</w:t>
+            </w:r>
+            <w:proofErr w:type="spellStart"/>
+            <w:proofErr w:type="gramEnd"/>
+            <w:r>
+              <w:t>type:video</w:t>
+            </w:r>
+            <w:proofErr w:type="spellEnd"/>
+            <w:r>
+              <w:t>](</w:t>
+            </w:r>
+            <w:r>
+              <w:rPr>
+                <w:u w:val="single"/>
+              </w:rPr>
+              <w:t>/matriz/media/videos/reboa_video2.mp4</w:t>
+            </w:r>
+            <w:r>
+              <w:t>)</w:t>
+            </w:r>
+          </w:p>
+          <w:p/>
+          <w:p>
+            <w:pPr>
+              <w:rPr>
+                <w:b/>
+                <w:bCs/>
+              </w:rPr>
+            </w:pPr>
+            <w:r>
+              <w:rPr>
+                <w:b/>
+                <w:bCs/>
+              </w:rPr>
+              <w:t>Step 4</w:t>
+            </w:r>
+          </w:p>
+          <w:p>
+            <w:r>
+              <w:t xml:space="preserve">Añadir </w:t>
+            </w:r>
+            <w:r>
+              <w:t>archivo “videos”</w:t>
+            </w:r>
+            <w:r>
+              <w:t xml:space="preserve"> </w:t>
+            </w:r>
+            <w:proofErr w:type="gramStart"/>
+            <w:r>
+              <w:t>a .</w:t>
+            </w:r>
+            <w:proofErr w:type="spellStart"/>
+            <w:r>
+              <w:t>yml</w:t>
+            </w:r>
+            <w:proofErr w:type="spellEnd"/>
+            <w:proofErr w:type="gramEnd"/>
+            <w:r>
+              <w:t xml:space="preserve"> y a index.md</w:t>
+            </w:r>
+          </w:p>
+        </w:tc>
+      </w:tr>
+    </w:tbl>
+    <w:p/>
+    <w:tbl>
+      <w:tblPr>
+        <w:tblStyle w:val="Tablaconcuadrcula"/>
+        <w:tblW w:w="0" w:type="auto"/>
+        <w:tblLook w:val="04A0" w:firstRow="1" w:lastRow="0" w:firstColumn="1" w:lastColumn="0" w:noHBand="0" w:noVBand="1"/>
+      </w:tblPr>
+      <w:tblGrid>
+        <w:gridCol w:w="8494"/>
+      </w:tblGrid>
+      <w:tr>
+        <w:tc>
+          <w:tcPr>
+            <w:tcW w:w="8494" w:type="dxa"/>
+          </w:tcPr>
+          <w:p>
+            <w:proofErr w:type="gramStart"/>
+            <w:r>
+              <w:t>Quieres añadir un link en el texto?</w:t>
+            </w:r>
+            <w:proofErr w:type="gramEnd"/>
+          </w:p>
+        </w:tc>
+      </w:tr>
+      <w:tr>
+        <w:tc>
+          <w:tcPr>
+            <w:tcW w:w="8494" w:type="dxa"/>
+          </w:tcPr>
+          <w:p>
+            <w:r>
+              <w:rPr>
+                <w:b/>
+                <w:bCs/>
+              </w:rPr>
+              <w:t>Step 1</w:t>
+            </w:r>
+            <w:r>
+              <w:rPr>
+                <w:b/>
+                <w:bCs/>
+              </w:rPr>
+              <w:t xml:space="preserve"> </w:t>
+            </w:r>
+            <w:r>
+              <w:t xml:space="preserve">si el texto está </w:t>
+            </w:r>
+            <w:r>
+              <w:rPr>
+                <w:b/>
+                <w:bCs/>
+              </w:rPr>
+              <w:t>dentro de una tabla</w:t>
+            </w:r>
+          </w:p>
+          <w:p>
+            <w:pPr>
+              <w:pStyle w:val="Prrafodelista"/>
+              <w:numPr>
+                <w:ilvl w:val="0"/>
+                <w:numId w:val="2"/>
+              </w:numPr>
+            </w:pPr>
+            <w:r>
+              <w:t xml:space="preserve">Lo que se verá con link es lo que está tras </w:t>
+            </w:r>
+            <w:proofErr w:type="spellStart"/>
+            <w:r>
+              <w:t>href</w:t>
+            </w:r>
+            <w:proofErr w:type="spellEnd"/>
+            <w:r>
+              <w:t>=”</w:t>
+            </w:r>
+          </w:p>
+          <w:p>
+            <w:pPr>
+              <w:pStyle w:val="Prrafodelista"/>
+              <w:numPr>
+                <w:ilvl w:val="0"/>
+                <w:numId w:val="2"/>
+              </w:numPr>
+              <w:rPr>
+                <w:b/>
+                <w:bCs/>
+              </w:rPr>
+            </w:pPr>
+            <w:r>
+              <w:t>Cada link lo encierran</w:t>
+            </w:r>
+            <w:r>
+              <w:rPr>
+                <w:b/>
+                <w:bCs/>
+              </w:rPr>
+              <w:t xml:space="preserve"> &lt;a </w:t>
+            </w:r>
+            <w:r>
+              <w:t>y</w:t>
+            </w:r>
+            <w:r>
+              <w:rPr>
+                <w:b/>
+                <w:bCs/>
+              </w:rPr>
+              <w:t xml:space="preserve"> &lt;/a&gt;</w:t>
+            </w:r>
+          </w:p>
+          <w:p>
+            <w:pPr>
+              <w:pStyle w:val="Prrafodelista"/>
+              <w:numPr>
+                <w:ilvl w:val="0"/>
+                <w:numId w:val="2"/>
+              </w:numPr>
+            </w:pPr>
+            <w:r>
+              <w:t>En el ejemplo hay dos links</w:t>
+            </w:r>
+          </w:p>
+          <w:p>
+            <w:pPr>
+              <w:rPr>
+                <w:b/>
+                <w:bCs/>
+              </w:rPr>
+            </w:pPr>
+          </w:p>
+          <w:p>
+            <w:r>
+              <w:t xml:space="preserve">Ver en documentos </w:t>
+            </w:r>
+            <w:r>
+              <w:t xml:space="preserve">&lt;a </w:t>
+            </w:r>
+            <w:proofErr w:type="spellStart"/>
+            <w:r>
+              <w:t>href</w:t>
+            </w:r>
+            <w:proofErr w:type="spellEnd"/>
+            <w:r>
+              <w:t>="/matriz/</w:t>
+            </w:r>
+            <w:r>
+              <w:t>pertenencias</w:t>
+            </w:r>
+            <w:r>
+              <w:t xml:space="preserve"> </w:t>
+            </w:r>
+            <w:r>
+              <w:t>"&gt;Pertenencias&lt;/a&gt;</w:t>
+            </w:r>
+            <w:r>
+              <w:t xml:space="preserve"> o </w:t>
+            </w:r>
+            <w:r>
+              <w:t xml:space="preserve">&lt;a </w:t>
+            </w:r>
+            <w:proofErr w:type="spellStart"/>
+            <w:r>
+              <w:t>href</w:t>
+            </w:r>
+            <w:proofErr w:type="spellEnd"/>
+            <w:r>
+              <w:t>="/matriz/</w:t>
+            </w:r>
+            <w:proofErr w:type="spellStart"/>
+            <w:r>
+              <w:t>matriz_seguridad</w:t>
+            </w:r>
+            <w:proofErr w:type="spellEnd"/>
+            <w:r>
+              <w:t>"&gt;</w:t>
+            </w:r>
+            <w:r>
+              <w:t>Fuerzas seguridad</w:t>
+            </w:r>
+            <w:r>
+              <w:t>&lt;/a&gt;</w:t>
+            </w:r>
+          </w:p>
+          <w:p/>
+          <w:p>
+            <w:r>
+              <w:rPr>
+                <w:b/>
+                <w:bCs/>
+              </w:rPr>
+              <w:t>Step 1</w:t>
+            </w:r>
+            <w:r>
+              <w:rPr>
+                <w:b/>
+                <w:bCs/>
+              </w:rPr>
+              <w:t>’</w:t>
+            </w:r>
+            <w:r>
+              <w:t xml:space="preserve"> si el texto está </w:t>
+            </w:r>
+            <w:r>
+              <w:rPr>
+                <w:b/>
+                <w:bCs/>
+              </w:rPr>
+              <w:t>fuera de una tabla (como en “index.md”)</w:t>
+            </w:r>
+            <w:r>
+              <w:rPr>
+                <w:b/>
+                <w:bCs/>
+              </w:rPr>
+              <w:t xml:space="preserve"> </w:t>
+            </w:r>
+            <w:r>
+              <w:t>es más fácil</w:t>
+            </w:r>
+          </w:p>
+          <w:p/>
+          <w:p>
+            <w:r>
+              <w:t>Ver en documentos [Pertenencias](pertenencias.md) y [Fuerzas seguridad](matriz_seguridad.md)</w:t>
+            </w:r>
+          </w:p>
+          <w:p/>
+          <w:p/>
+          <w:p/>
+          <w:p/>
+          <w:p>
+            <w:pPr>
+              <w:rPr>
+                <w:b/>
+                <w:bCs/>
+              </w:rPr>
+            </w:pPr>
+          </w:p>
+        </w:tc>
+      </w:tr>
+    </w:tbl>
+    <w:p/>
+    <w:p/>
     <w:sectPr>
       <w:pgSz w:w="11906" w:h="16838"/>
       <w:pgMar w:top="1417" w:right="1701" w:bottom="1417" w:left="1701" w:header="708" w:footer="708" w:gutter="0"/>
@@ -1009,8 +2011,124 @@
       </w:rPr>
     </w:lvl>
   </w:abstractNum>
+  <w:abstractNum w:abstractNumId="1" w15:restartNumberingAfterBreak="0">
+    <w:nsid w:val="196E3BB5"/>
+    <w:multiLevelType w:val="hybridMultilevel"/>
+    <w:tmpl w:val="8E40A222"/>
+    <w:lvl w:ilvl="0" w:tplc="7CE27270">
+      <w:start w:val="1"/>
+      <w:numFmt w:val="bullet"/>
+      <w:lvlText w:val=""/>
+      <w:lvlJc w:val="left"/>
+      <w:pPr>
+        <w:ind w:left="720" w:hanging="360"/>
+      </w:pPr>
+      <w:rPr>
+        <w:rFonts w:ascii="Symbol" w:eastAsiaTheme="minorHAnsi" w:hAnsi="Symbol" w:cstheme="minorBidi" w:hint="default"/>
+      </w:rPr>
+    </w:lvl>
+    <w:lvl w:ilvl="1" w:tplc="0C0A0003" w:tentative="1">
+      <w:start w:val="1"/>
+      <w:numFmt w:val="bullet"/>
+      <w:lvlText w:val="o"/>
+      <w:lvlJc w:val="left"/>
+      <w:pPr>
+        <w:ind w:left="1440" w:hanging="360"/>
+      </w:pPr>
+      <w:rPr>
+        <w:rFonts w:ascii="Courier New" w:hAnsi="Courier New" w:cs="Courier New" w:hint="default"/>
+      </w:rPr>
+    </w:lvl>
+    <w:lvl w:ilvl="2" w:tplc="0C0A0005" w:tentative="1">
+      <w:start w:val="1"/>
+      <w:numFmt w:val="bullet"/>
+      <w:lvlText w:val=""/>
+      <w:lvlJc w:val="left"/>
+      <w:pPr>
+        <w:ind w:left="2160" w:hanging="360"/>
+      </w:pPr>
+      <w:rPr>
+        <w:rFonts w:ascii="Wingdings" w:hAnsi="Wingdings" w:hint="default"/>
+      </w:rPr>
+    </w:lvl>
+    <w:lvl w:ilvl="3" w:tplc="0C0A0001" w:tentative="1">
+      <w:start w:val="1"/>
+      <w:numFmt w:val="bullet"/>
+      <w:lvlText w:val=""/>
+      <w:lvlJc w:val="left"/>
+      <w:pPr>
+        <w:ind w:left="2880" w:hanging="360"/>
+      </w:pPr>
+      <w:rPr>
+        <w:rFonts w:ascii="Symbol" w:hAnsi="Symbol" w:hint="default"/>
+      </w:rPr>
+    </w:lvl>
+    <w:lvl w:ilvl="4" w:tplc="0C0A0003" w:tentative="1">
+      <w:start w:val="1"/>
+      <w:numFmt w:val="bullet"/>
+      <w:lvlText w:val="o"/>
+      <w:lvlJc w:val="left"/>
+      <w:pPr>
+        <w:ind w:left="3600" w:hanging="360"/>
+      </w:pPr>
+      <w:rPr>
+        <w:rFonts w:ascii="Courier New" w:hAnsi="Courier New" w:cs="Courier New" w:hint="default"/>
+      </w:rPr>
+    </w:lvl>
+    <w:lvl w:ilvl="5" w:tplc="0C0A0005" w:tentative="1">
+      <w:start w:val="1"/>
+      <w:numFmt w:val="bullet"/>
+      <w:lvlText w:val=""/>
+      <w:lvlJc w:val="left"/>
+      <w:pPr>
+        <w:ind w:left="4320" w:hanging="360"/>
+      </w:pPr>
+      <w:rPr>
+        <w:rFonts w:ascii="Wingdings" w:hAnsi="Wingdings" w:hint="default"/>
+      </w:rPr>
+    </w:lvl>
+    <w:lvl w:ilvl="6" w:tplc="0C0A0001" w:tentative="1">
+      <w:start w:val="1"/>
+      <w:numFmt w:val="bullet"/>
+      <w:lvlText w:val=""/>
+      <w:lvlJc w:val="left"/>
+      <w:pPr>
+        <w:ind w:left="5040" w:hanging="360"/>
+      </w:pPr>
+      <w:rPr>
+        <w:rFonts w:ascii="Symbol" w:hAnsi="Symbol" w:hint="default"/>
+      </w:rPr>
+    </w:lvl>
+    <w:lvl w:ilvl="7" w:tplc="0C0A0003" w:tentative="1">
+      <w:start w:val="1"/>
+      <w:numFmt w:val="bullet"/>
+      <w:lvlText w:val="o"/>
+      <w:lvlJc w:val="left"/>
+      <w:pPr>
+        <w:ind w:left="5760" w:hanging="360"/>
+      </w:pPr>
+      <w:rPr>
+        <w:rFonts w:ascii="Courier New" w:hAnsi="Courier New" w:cs="Courier New" w:hint="default"/>
+      </w:rPr>
+    </w:lvl>
+    <w:lvl w:ilvl="8" w:tplc="0C0A0005" w:tentative="1">
+      <w:start w:val="1"/>
+      <w:numFmt w:val="bullet"/>
+      <w:lvlText w:val=""/>
+      <w:lvlJc w:val="left"/>
+      <w:pPr>
+        <w:ind w:left="6480" w:hanging="360"/>
+      </w:pPr>
+      <w:rPr>
+        <w:rFonts w:ascii="Wingdings" w:hAnsi="Wingdings" w:hint="default"/>
+      </w:rPr>
+    </w:lvl>
+  </w:abstractNum>
   <w:num w:numId="1" w16cid:durableId="1126771793">
     <w:abstractNumId w:val="0"/>
+  </w:num>
+  <w:num w:numId="2" w16cid:durableId="1190070156">
+    <w:abstractNumId w:val="1"/>
   </w:num>
 </w:numbering>
 </file>
@@ -1415,7 +2533,7 @@
   <w:style w:type="paragraph" w:default="1" w:styleId="Normal">
     <w:name w:val="Normal"/>
     <w:qFormat/>
-    <w:rsid w:val="006311FA"/>
+    <w:rsid w:val="00341D9D"/>
   </w:style>
   <w:style w:type="paragraph" w:styleId="Ttulo1">
     <w:name w:val="heading 1"/>
@@ -1619,6 +2737,7 @@
   <w:style w:type="character" w:default="1" w:styleId="Fuentedeprrafopredeter">
     <w:name w:val="Default Paragraph Font"/>
     <w:uiPriority w:val="1"/>
+    <w:semiHidden/>
     <w:unhideWhenUsed/>
   </w:style>
   <w:style w:type="table" w:default="1" w:styleId="Tablanormal">

--- a/codigo ayuda.docx
+++ b/codigo ayuda.docx
@@ -456,24 +456,39 @@
             </w:pPr>
           </w:p>
           <w:p>
-            <w:pPr>
-              <w:rPr>
-                <w:lang w:val="en-US"/>
-              </w:rPr>
-            </w:pPr>
-            <w:proofErr w:type="spellStart"/>
-            <w:r>
-              <w:rPr>
-                <w:lang w:val="en-US"/>
+            <w:proofErr w:type="spellStart"/>
+            <w:r>
+              <w:rPr>
+                <w:color w:val="60CAF3" w:themeColor="accent4" w:themeTint="99"/>
               </w:rPr>
               <w:t>mkdocs</w:t>
             </w:r>
             <w:proofErr w:type="spellEnd"/>
             <w:r>
               <w:rPr>
-                <w:lang w:val="en-US"/>
-              </w:rPr>
-              <w:t xml:space="preserve"> build</w:t>
+                <w:color w:val="60CAF3" w:themeColor="accent4" w:themeTint="99"/>
+              </w:rPr>
+              <w:t xml:space="preserve"> </w:t>
+            </w:r>
+            <w:proofErr w:type="spellStart"/>
+            <w:r>
+              <w:rPr>
+                <w:color w:val="60CAF3" w:themeColor="accent4" w:themeTint="99"/>
+              </w:rPr>
+              <w:t>build</w:t>
+            </w:r>
+            <w:proofErr w:type="spellEnd"/>
+            <w:r>
+              <w:rPr>
+                <w:color w:val="60CAF3" w:themeColor="accent4" w:themeTint="99"/>
+              </w:rPr>
+              <w:t xml:space="preserve"> </w:t>
+            </w:r>
+            <w:r>
+              <w:t>CREO QUE E</w:t>
+            </w:r>
+            <w:r>
+              <w:t>STE NO HACE FALTA</w:t>
             </w:r>
           </w:p>
           <w:p>
@@ -519,19 +534,19 @@
           <w:p>
             <w:pPr>
               <w:rPr>
-                <w:lang w:val="en-US"/>
-              </w:rPr>
-            </w:pPr>
-            <w:r>
-              <w:rPr>
-                <w:lang w:val="en-US"/>
+                <w:color w:val="60CAF3" w:themeColor="accent4" w:themeTint="99"/>
+              </w:rPr>
+            </w:pPr>
+            <w:r>
+              <w:rPr>
+                <w:color w:val="60CAF3" w:themeColor="accent4" w:themeTint="99"/>
               </w:rPr>
               <w:t xml:space="preserve">git </w:t>
             </w:r>
             <w:proofErr w:type="gramStart"/>
             <w:r>
               <w:rPr>
-                <w:lang w:val="en-US"/>
+                <w:color w:val="60CAF3" w:themeColor="accent4" w:themeTint="99"/>
               </w:rPr>
               <w:t>add .</w:t>
             </w:r>
@@ -540,12 +555,12 @@
           <w:p>
             <w:pPr>
               <w:rPr>
-                <w:lang w:val="en-US"/>
-              </w:rPr>
-            </w:pPr>
-            <w:r>
-              <w:rPr>
-                <w:lang w:val="en-US"/>
+                <w:color w:val="60CAF3" w:themeColor="accent4" w:themeTint="99"/>
+              </w:rPr>
+            </w:pPr>
+            <w:r>
+              <w:rPr>
+                <w:color w:val="60CAF3" w:themeColor="accent4" w:themeTint="99"/>
               </w:rPr>
               <w:t>git commit -m "Sync before pushing"</w:t>
             </w:r>
@@ -588,12 +603,6 @@
             </w:pPr>
           </w:p>
           <w:p>
-            <w:pPr>
-              <w:rPr>
-                <w:i/>
-                <w:iCs/>
-              </w:rPr>
-            </w:pPr>
             <w:r>
               <w:rPr>
                 <w:i/>
@@ -642,6 +651,45 @@
               <w:t>uciteucite</w:t>
             </w:r>
             <w:proofErr w:type="spellEnd"/>
+            <w:r>
+              <w:rPr>
+                <w:i/>
+                <w:iCs/>
+              </w:rPr>
+              <w:t xml:space="preserve">. </w:t>
+            </w:r>
+            <w:proofErr w:type="spellStart"/>
+            <w:r>
+              <w:rPr>
+                <w:i/>
+                <w:iCs/>
+              </w:rPr>
+              <w:t>Deploy</w:t>
+            </w:r>
+            <w:proofErr w:type="spellEnd"/>
+            <w:r>
+              <w:rPr>
+                <w:i/>
+                <w:iCs/>
+              </w:rPr>
+              <w:t xml:space="preserve"> --</w:t>
+            </w:r>
+            <w:proofErr w:type="spellStart"/>
+            <w:r>
+              <w:rPr>
+                <w:i/>
+                <w:iCs/>
+              </w:rPr>
+              <w:t>force</w:t>
+            </w:r>
+            <w:proofErr w:type="spellEnd"/>
+            <w:r>
+              <w:rPr>
+                <w:i/>
+                <w:iCs/>
+              </w:rPr>
+              <w:t xml:space="preserve"> es el más largo si has hecho muchos cambios</w:t>
+            </w:r>
           </w:p>
           <w:p/>
         </w:tc>
@@ -1361,29 +1409,29 @@
           </w:p>
           <w:p/>
           <w:p>
-            <w:pPr>
-              <w:rPr>
-                <w:lang w:val="en-US"/>
-              </w:rPr>
-            </w:pPr>
-            <w:r>
-              <w:rPr>
-                <w:lang w:val="en-US"/>
-              </w:rPr>
-              <w:t>plugins:</w:t>
-            </w:r>
-          </w:p>
-          <w:p>
-            <w:pPr>
-              <w:rPr>
-                <w:lang w:val="en-US"/>
-              </w:rPr>
-            </w:pPr>
-            <w:r>
-              <w:rPr>
-                <w:lang w:val="en-US"/>
-              </w:rPr>
-              <w:t xml:space="preserve">  - </w:t>
+            <w:proofErr w:type="spellStart"/>
+            <w:r>
+              <w:t>plugins</w:t>
+            </w:r>
+            <w:proofErr w:type="spellEnd"/>
+            <w:r>
+              <w:t>:</w:t>
+            </w:r>
+          </w:p>
+          <w:p>
+            <w:pPr>
+              <w:rPr>
+                <w:lang w:val="en-US"/>
+              </w:rPr>
+            </w:pPr>
+            <w:r>
+              <w:t xml:space="preserve">  </w:t>
+            </w:r>
+            <w:r>
+              <w:rPr>
+                <w:lang w:val="en-US"/>
+              </w:rPr>
+              <w:t xml:space="preserve">- </w:t>
             </w:r>
             <w:proofErr w:type="spellStart"/>
             <w:r>
@@ -1434,19 +1482,39 @@
             </w:r>
           </w:p>
           <w:p>
-            <w:r>
+            <w:pPr>
+              <w:rPr>
+                <w:lang w:val="en-US"/>
+              </w:rPr>
+            </w:pPr>
+            <w:r>
+              <w:rPr>
+                <w:lang w:val="en-US"/>
+              </w:rPr>
               <w:t xml:space="preserve">        </w:t>
             </w:r>
             <w:proofErr w:type="spellStart"/>
             <w:r>
+              <w:rPr>
+                <w:lang w:val="en-US"/>
+              </w:rPr>
               <w:t>video_autoplay</w:t>
             </w:r>
             <w:proofErr w:type="spellEnd"/>
             <w:r>
+              <w:rPr>
+                <w:lang w:val="en-US"/>
+              </w:rPr>
               <w:t>: false</w:t>
             </w:r>
           </w:p>
-          <w:p/>
+          <w:p>
+            <w:pPr>
+              <w:rPr>
+                <w:lang w:val="en-US"/>
+              </w:rPr>
+            </w:pPr>
+          </w:p>
           <w:p>
             <w:pPr>
               <w:rPr>

--- a/codigo ayuda.docx
+++ b/codigo ayuda.docx
@@ -17,11 +17,9 @@
             <w:tcW w:w="8494" w:type="dxa"/>
           </w:tcPr>
           <w:p>
-            <w:proofErr w:type="gramStart"/>
             <w:r>
               <w:t>Quieres mandarlo a imagen local?</w:t>
             </w:r>
-            <w:proofErr w:type="gramEnd"/>
           </w:p>
         </w:tc>
       </w:tr>
@@ -80,11 +78,9 @@
             <w:tcW w:w="8494" w:type="dxa"/>
           </w:tcPr>
           <w:p>
-            <w:proofErr w:type="gramStart"/>
             <w:r>
               <w:t>Quieres suspender la demo local?</w:t>
             </w:r>
-            <w:proofErr w:type="gramEnd"/>
           </w:p>
         </w:tc>
       </w:tr>
@@ -399,7 +395,6 @@
             <w:tcW w:w="8494" w:type="dxa"/>
           </w:tcPr>
           <w:p>
-            <w:proofErr w:type="gramStart"/>
             <w:r>
               <w:t xml:space="preserve">Quieres mandar a </w:t>
             </w:r>
@@ -409,11 +404,7 @@
             </w:r>
             <w:proofErr w:type="spellEnd"/>
             <w:r>
-              <w:t>?</w:t>
-            </w:r>
-            <w:proofErr w:type="gramEnd"/>
-            <w:r>
-              <w:t xml:space="preserve"> &lt;</w:t>
+              <w:t>? &lt;</w:t>
             </w:r>
             <w:r>
               <w:t>https://ucite-h12o.github.io/matriz/</w:t>
@@ -434,14 +425,12 @@
               <w:rPr>
                 <w:b/>
                 <w:bCs/>
-                <w:lang w:val="en-US"/>
-              </w:rPr>
-            </w:pPr>
-            <w:r>
-              <w:rPr>
-                <w:b/>
-                <w:bCs/>
-                <w:lang w:val="en-US"/>
+              </w:rPr>
+            </w:pPr>
+            <w:r>
+              <w:rPr>
+                <w:b/>
+                <w:bCs/>
               </w:rPr>
               <w:t>Step 1 (6 pasos):</w:t>
             </w:r>
@@ -451,116 +440,94 @@
               <w:rPr>
                 <w:b/>
                 <w:bCs/>
-                <w:lang w:val="en-US"/>
-              </w:rPr>
-            </w:pPr>
-          </w:p>
-          <w:p>
-            <w:proofErr w:type="spellStart"/>
-            <w:r>
+              </w:rPr>
+            </w:pPr>
+          </w:p>
+          <w:p>
+            <w:proofErr w:type="spellStart"/>
+            <w:r>
+              <w:t>mkdocs</w:t>
+            </w:r>
+            <w:proofErr w:type="spellEnd"/>
+            <w:r>
+              <w:t xml:space="preserve"> </w:t>
+            </w:r>
+            <w:proofErr w:type="spellStart"/>
+            <w:r>
+              <w:t>build</w:t>
+            </w:r>
+            <w:proofErr w:type="spellEnd"/>
+            <w:r>
+              <w:t xml:space="preserve"> CREO QUE ESTE NO HACE FALTA</w:t>
+            </w:r>
+          </w:p>
+          <w:p/>
+          <w:p>
+            <w:pPr>
+              <w:rPr>
+                <w:color w:val="FF0000"/>
+                <w:lang w:val="en-US"/>
+              </w:rPr>
+            </w:pPr>
+            <w:proofErr w:type="spellStart"/>
+            <w:r>
+              <w:rPr>
+                <w:color w:val="FF0000"/>
+                <w:lang w:val="en-US"/>
+              </w:rPr>
+              <w:t>mkdocs</w:t>
+            </w:r>
+            <w:proofErr w:type="spellEnd"/>
+            <w:r>
+              <w:rPr>
+                <w:color w:val="FF0000"/>
+                <w:lang w:val="en-US"/>
+              </w:rPr>
+              <w:t xml:space="preserve"> </w:t>
+            </w:r>
+            <w:proofErr w:type="spellStart"/>
+            <w:r>
+              <w:rPr>
+                <w:color w:val="FF0000"/>
+                <w:lang w:val="en-US"/>
+              </w:rPr>
+              <w:t>gh</w:t>
+            </w:r>
+            <w:proofErr w:type="spellEnd"/>
+            <w:r>
+              <w:rPr>
+                <w:color w:val="FF0000"/>
+                <w:lang w:val="en-US"/>
+              </w:rPr>
+              <w:t>-deploy --force</w:t>
+            </w:r>
+          </w:p>
+          <w:p>
+            <w:pPr>
               <w:rPr>
                 <w:color w:val="60CAF3" w:themeColor="accent4" w:themeTint="99"/>
-              </w:rPr>
-              <w:t>mkdocs</w:t>
-            </w:r>
-            <w:proofErr w:type="spellEnd"/>
+                <w:lang w:val="en-US"/>
+              </w:rPr>
+            </w:pPr>
             <w:r>
               <w:rPr>
                 <w:color w:val="60CAF3" w:themeColor="accent4" w:themeTint="99"/>
-              </w:rPr>
-              <w:t xml:space="preserve"> </w:t>
-            </w:r>
-            <w:proofErr w:type="spellStart"/>
-            <w:r>
+                <w:lang w:val="en-US"/>
+              </w:rPr>
+              <w:t>git add .</w:t>
+            </w:r>
+          </w:p>
+          <w:p>
+            <w:pPr>
               <w:rPr>
                 <w:color w:val="60CAF3" w:themeColor="accent4" w:themeTint="99"/>
-              </w:rPr>
-              <w:t>build</w:t>
-            </w:r>
-            <w:proofErr w:type="spellEnd"/>
+                <w:lang w:val="en-US"/>
+              </w:rPr>
+            </w:pPr>
             <w:r>
               <w:rPr>
                 <w:color w:val="60CAF3" w:themeColor="accent4" w:themeTint="99"/>
-              </w:rPr>
-              <w:t xml:space="preserve"> </w:t>
-            </w:r>
-            <w:r>
-              <w:t>CREO QUE E</w:t>
-            </w:r>
-            <w:r>
-              <w:t>STE NO HACE FALTA</w:t>
-            </w:r>
-          </w:p>
-          <w:p>
-            <w:pPr>
-              <w:rPr>
-                <w:color w:val="FF0000"/>
-                <w:lang w:val="en-US"/>
-              </w:rPr>
-            </w:pPr>
-            <w:proofErr w:type="spellStart"/>
-            <w:r>
-              <w:rPr>
-                <w:color w:val="FF0000"/>
-                <w:lang w:val="en-US"/>
-              </w:rPr>
-              <w:t>mkdocs</w:t>
-            </w:r>
-            <w:proofErr w:type="spellEnd"/>
-            <w:r>
-              <w:rPr>
-                <w:color w:val="FF0000"/>
-                <w:lang w:val="en-US"/>
-              </w:rPr>
-              <w:t xml:space="preserve"> </w:t>
-            </w:r>
-            <w:proofErr w:type="spellStart"/>
-            <w:r>
-              <w:rPr>
-                <w:color w:val="FF0000"/>
-                <w:lang w:val="en-US"/>
-              </w:rPr>
-              <w:t>gh</w:t>
-            </w:r>
-            <w:proofErr w:type="spellEnd"/>
-            <w:r>
-              <w:rPr>
-                <w:color w:val="FF0000"/>
-                <w:lang w:val="en-US"/>
-              </w:rPr>
-              <w:t>-deploy --force</w:t>
-            </w:r>
-          </w:p>
-          <w:p>
-            <w:pPr>
-              <w:rPr>
-                <w:color w:val="60CAF3" w:themeColor="accent4" w:themeTint="99"/>
-              </w:rPr>
-            </w:pPr>
-            <w:r>
-              <w:rPr>
-                <w:color w:val="60CAF3" w:themeColor="accent4" w:themeTint="99"/>
-              </w:rPr>
-              <w:t xml:space="preserve">git </w:t>
-            </w:r>
-            <w:proofErr w:type="gramStart"/>
-            <w:r>
-              <w:rPr>
-                <w:color w:val="60CAF3" w:themeColor="accent4" w:themeTint="99"/>
-              </w:rPr>
-              <w:t>add .</w:t>
-            </w:r>
-            <w:proofErr w:type="gramEnd"/>
-          </w:p>
-          <w:p>
-            <w:pPr>
-              <w:rPr>
-                <w:color w:val="60CAF3" w:themeColor="accent4" w:themeTint="99"/>
-              </w:rPr>
-            </w:pPr>
-            <w:r>
-              <w:rPr>
-                <w:color w:val="60CAF3" w:themeColor="accent4" w:themeTint="99"/>
+                <w:lang w:val="en-US"/>
               </w:rPr>
               <w:t>git commit -m "Sync before pushing"</w:t>
             </w:r>
@@ -1227,6 +1194,13 @@
                 <w:lang w:val="en-US"/>
               </w:rPr>
             </w:pPr>
+          </w:p>
+          <w:p>
+            <w:pPr>
+              <w:rPr>
+                <w:lang w:val="en-US"/>
+              </w:rPr>
+            </w:pPr>
             <w:r>
               <w:rPr>
                 <w:lang w:val="en-US"/>
@@ -1238,7 +1212,19 @@
               <w:rPr>
                 <w:lang w:val="en-US"/>
               </w:rPr>
-              <w:t>utice_matriz</w:t>
+              <w:t>u</w:t>
+            </w:r>
+            <w:r>
+              <w:rPr>
+                <w:lang w:val="en-US"/>
+              </w:rPr>
+              <w:t>cit</w:t>
+            </w:r>
+            <w:r>
+              <w:rPr>
+                <w:lang w:val="en-US"/>
+              </w:rPr>
+              <w:t>e_matriz</w:t>
             </w:r>
             <w:proofErr w:type="spellEnd"/>
           </w:p>
@@ -1248,14 +1234,18 @@
                 <w:lang w:val="fr-FR"/>
               </w:rPr>
             </w:pPr>
-            <w:proofErr w:type="gramStart"/>
             <w:r>
               <w:rPr>
                 <w:lang w:val="fr-FR"/>
               </w:rPr>
               <w:t>ucitem</w:t>
             </w:r>
-            <w:proofErr w:type="gramEnd"/>
+            <w:r>
+              <w:rPr>
+                <w:lang w:val="fr-FR"/>
+              </w:rPr>
+              <w:t>atriz</w:t>
+            </w:r>
             <w:r>
               <w:rPr>
                 <w:lang w:val="fr-FR"/>
@@ -1394,18 +1384,13 @@
           </w:p>
           <w:p>
             <w:r>
-              <w:t xml:space="preserve">Escribe esto en </w:t>
-            </w:r>
-            <w:proofErr w:type="gramStart"/>
-            <w:r>
-              <w:t>tu .</w:t>
+              <w:t>Escribe esto en tu .</w:t>
             </w:r>
             <w:proofErr w:type="spellStart"/>
             <w:r>
               <w:t>yml</w:t>
             </w:r>
             <w:proofErr w:type="spellEnd"/>
-            <w:proofErr w:type="gramEnd"/>
           </w:p>
           <w:p/>
           <w:p>
@@ -1583,23 +1568,7 @@
                 <w:b/>
                 <w:bCs/>
               </w:rPr>
-              <w:t xml:space="preserve">## </w:t>
-            </w:r>
-            <w:proofErr w:type="gramStart"/>
-            <w:r>
-              <w:rPr>
-                <w:b/>
-                <w:bCs/>
-              </w:rPr>
-              <w:t>14.Resucitación</w:t>
-            </w:r>
-            <w:proofErr w:type="gramEnd"/>
-            <w:r>
-              <w:rPr>
-                <w:b/>
-                <w:bCs/>
-              </w:rPr>
-              <w:t xml:space="preserve"> hemostática </w:t>
+              <w:t xml:space="preserve">## 14.Resucitación hemostática </w:t>
             </w:r>
           </w:p>
           <w:p>
@@ -1612,12 +1581,10 @@
             </w:r>
           </w:p>
           <w:p>
-            <w:proofErr w:type="gramStart"/>
             <w:r>
               <w:t>![</w:t>
             </w:r>
             <w:proofErr w:type="spellStart"/>
-            <w:proofErr w:type="gramEnd"/>
             <w:r>
               <w:t>type:video</w:t>
             </w:r>
@@ -1648,12 +1615,10 @@
             </w:r>
           </w:p>
           <w:p>
-            <w:proofErr w:type="gramStart"/>
             <w:r>
               <w:t>![</w:t>
             </w:r>
             <w:proofErr w:type="spellStart"/>
-            <w:proofErr w:type="gramEnd"/>
             <w:r>
               <w:t>type:video</w:t>
             </w:r>
@@ -1695,18 +1660,13 @@
               <w:t>archivo “videos”</w:t>
             </w:r>
             <w:r>
-              <w:t xml:space="preserve"> </w:t>
-            </w:r>
-            <w:proofErr w:type="gramStart"/>
-            <w:r>
-              <w:t>a .</w:t>
+              <w:t xml:space="preserve"> a .</w:t>
             </w:r>
             <w:proofErr w:type="spellStart"/>
             <w:r>
               <w:t>yml</w:t>
             </w:r>
             <w:proofErr w:type="spellEnd"/>
-            <w:proofErr w:type="gramEnd"/>
             <w:r>
               <w:t xml:space="preserve"> y a index.md</w:t>
             </w:r>
@@ -1730,11 +1690,9 @@
             <w:tcW w:w="8494" w:type="dxa"/>
           </w:tcPr>
           <w:p>
-            <w:proofErr w:type="gramStart"/>
             <w:r>
               <w:t>Quieres añadir un link en el texto?</w:t>
             </w:r>
-            <w:proofErr w:type="gramEnd"/>
           </w:p>
         </w:tc>
       </w:tr>

--- a/codigo ayuda.docx
+++ b/codigo ayuda.docx
@@ -38,13 +38,8 @@
             </w:r>
           </w:p>
           <w:p>
-            <w:proofErr w:type="spellStart"/>
-            <w:r>
-              <w:t>mkdocs</w:t>
-            </w:r>
-            <w:proofErr w:type="spellEnd"/>
-            <w:r>
-              <w:t xml:space="preserve"> serve</w:t>
+            <w:r>
+              <w:t>mkdocs serve</w:t>
             </w:r>
           </w:p>
           <w:p/>
@@ -135,15 +130,7 @@
           </w:tcPr>
           <w:p>
             <w:r>
-              <w:t>Quieres convertir un .docx en un .</w:t>
-            </w:r>
-            <w:proofErr w:type="spellStart"/>
-            <w:r>
-              <w:t>md</w:t>
-            </w:r>
-            <w:proofErr w:type="spellEnd"/>
-            <w:r>
-              <w:t>?</w:t>
+              <w:t>Quieres convertir un .docx en un .md?</w:t>
             </w:r>
           </w:p>
         </w:tc>
@@ -169,37 +156,8 @@
             </w:r>
           </w:p>
           <w:p>
-            <w:proofErr w:type="spellStart"/>
-            <w:r>
-              <w:t>pandoc</w:t>
-            </w:r>
-            <w:proofErr w:type="spellEnd"/>
-            <w:r>
-              <w:t xml:space="preserve"> "pruebas_radiologicas_bai.docx" -o docs/pruebas_radiologicas_bai.md -t </w:t>
-            </w:r>
-            <w:proofErr w:type="spellStart"/>
-            <w:r>
-              <w:t>gfm</w:t>
-            </w:r>
-            <w:proofErr w:type="spellEnd"/>
-            <w:r>
-              <w:t xml:space="preserve"> --</w:t>
-            </w:r>
-            <w:proofErr w:type="spellStart"/>
-            <w:r>
-              <w:t>extract</w:t>
-            </w:r>
-            <w:proofErr w:type="spellEnd"/>
-            <w:r>
-              <w:t>-media=</w:t>
-            </w:r>
-            <w:proofErr w:type="spellStart"/>
-            <w:r>
-              <w:t>docs</w:t>
-            </w:r>
-            <w:proofErr w:type="spellEnd"/>
-            <w:r>
-              <w:t>/media</w:t>
+            <w:r>
+              <w:t>pandoc "pruebas_radiologicas_bai.docx" -o docs/pruebas_radiologicas_bai.md -t gfm --extract-media=docs/media</w:t>
             </w:r>
           </w:p>
           <w:p/>
@@ -215,36 +173,12 @@
                 <w:b/>
                 <w:bCs/>
               </w:rPr>
-              <w:t>Step 2 dentro del .</w:t>
-            </w:r>
-            <w:proofErr w:type="spellStart"/>
-            <w:r>
-              <w:rPr>
-                <w:b/>
-                <w:bCs/>
-              </w:rPr>
-              <w:t>md</w:t>
-            </w:r>
-            <w:proofErr w:type="spellEnd"/>
-            <w:r>
-              <w:rPr>
-                <w:b/>
-                <w:bCs/>
-              </w:rPr>
-              <w:t xml:space="preserve"> recién creado</w:t>
-            </w:r>
-          </w:p>
-          <w:p>
-            <w:r>
-              <w:t xml:space="preserve">Tendrás que cambiar las imágenes en </w:t>
-            </w:r>
-            <w:proofErr w:type="spellStart"/>
-            <w:r>
-              <w:t>html</w:t>
-            </w:r>
-            <w:proofErr w:type="spellEnd"/>
-            <w:r>
-              <w:t xml:space="preserve"> a </w:t>
+              <w:t>Step 2 dentro del .md recién creado</w:t>
+            </w:r>
+          </w:p>
+          <w:p>
+            <w:r>
+              <w:t xml:space="preserve">Tendrás que cambiar las imágenes en html a </w:t>
             </w:r>
           </w:p>
           <w:p>
@@ -282,17 +216,8 @@
                 <w:b/>
                 <w:bCs/>
               </w:rPr>
-              <w:t xml:space="preserve">Step 3 dentro del explorador de </w:t>
-            </w:r>
-            <w:proofErr w:type="spellStart"/>
-            <w:r>
-              <w:rPr>
-                <w:b/>
-                <w:bCs/>
-              </w:rPr>
-              <w:t>windows</w:t>
-            </w:r>
-            <w:proofErr w:type="spellEnd"/>
+              <w:t>Step 3 dentro del explorador de windows</w:t>
+            </w:r>
           </w:p>
           <w:p>
             <w:r>
@@ -396,15 +321,7 @@
           </w:tcPr>
           <w:p>
             <w:r>
-              <w:t xml:space="preserve">Quieres mandar a </w:t>
-            </w:r>
-            <w:proofErr w:type="spellStart"/>
-            <w:r>
-              <w:t>github</w:t>
-            </w:r>
-            <w:proofErr w:type="spellEnd"/>
-            <w:r>
-              <w:t>? &lt;</w:t>
+              <w:t>Quieres mandar a github? &lt;</w:t>
             </w:r>
             <w:r>
               <w:t>https://ucite-h12o.github.io/matriz/</w:t>
@@ -444,19 +361,9 @@
             </w:pPr>
           </w:p>
           <w:p>
-            <w:proofErr w:type="spellStart"/>
-            <w:r>
-              <w:t>mkdocs</w:t>
-            </w:r>
-            <w:proofErr w:type="spellEnd"/>
-            <w:r>
-              <w:t xml:space="preserve"> </w:t>
-            </w:r>
-            <w:proofErr w:type="spellStart"/>
-            <w:r>
-              <w:t>build</w:t>
-            </w:r>
-            <w:proofErr w:type="spellEnd"/>
+            <w:r>
+              <w:t>mkdocs build</w:t>
+            </w:r>
             <w:r>
               <w:t xml:space="preserve"> CREO QUE ESTE NO HACE FALTA</w:t>
             </w:r>
@@ -469,37 +376,12 @@
                 <w:lang w:val="en-US"/>
               </w:rPr>
             </w:pPr>
-            <w:proofErr w:type="spellStart"/>
             <w:r>
               <w:rPr>
                 <w:color w:val="FF0000"/>
                 <w:lang w:val="en-US"/>
               </w:rPr>
-              <w:t>mkdocs</w:t>
-            </w:r>
-            <w:proofErr w:type="spellEnd"/>
-            <w:r>
-              <w:rPr>
-                <w:color w:val="FF0000"/>
-                <w:lang w:val="en-US"/>
-              </w:rPr>
-              <w:t xml:space="preserve"> </w:t>
-            </w:r>
-            <w:proofErr w:type="spellStart"/>
-            <w:r>
-              <w:rPr>
-                <w:color w:val="FF0000"/>
-                <w:lang w:val="en-US"/>
-              </w:rPr>
-              <w:t>gh</w:t>
-            </w:r>
-            <w:proofErr w:type="spellEnd"/>
-            <w:r>
-              <w:rPr>
-                <w:color w:val="FF0000"/>
-                <w:lang w:val="en-US"/>
-              </w:rPr>
-              <w:t>-deploy --force</w:t>
+              <w:t>mkdocs gh-deploy --force</w:t>
             </w:r>
           </w:p>
           <w:p>
@@ -591,71 +473,14 @@
                 <w:i/>
                 <w:iCs/>
               </w:rPr>
-              <w:t xml:space="preserve">pedirá </w:t>
-            </w:r>
-            <w:proofErr w:type="spellStart"/>
+              <w:t>pedirá pss uciteucite</w:t>
+            </w:r>
             <w:r>
               <w:rPr>
                 <w:i/>
                 <w:iCs/>
               </w:rPr>
-              <w:t>pss</w:t>
-            </w:r>
-            <w:proofErr w:type="spellEnd"/>
-            <w:r>
-              <w:rPr>
-                <w:i/>
-                <w:iCs/>
-              </w:rPr>
-              <w:t xml:space="preserve"> </w:t>
-            </w:r>
-            <w:proofErr w:type="spellStart"/>
-            <w:r>
-              <w:rPr>
-                <w:i/>
-                <w:iCs/>
-              </w:rPr>
-              <w:t>uciteucite</w:t>
-            </w:r>
-            <w:proofErr w:type="spellEnd"/>
-            <w:r>
-              <w:rPr>
-                <w:i/>
-                <w:iCs/>
-              </w:rPr>
-              <w:t xml:space="preserve">. </w:t>
-            </w:r>
-            <w:proofErr w:type="spellStart"/>
-            <w:r>
-              <w:rPr>
-                <w:i/>
-                <w:iCs/>
-              </w:rPr>
-              <w:t>Deploy</w:t>
-            </w:r>
-            <w:proofErr w:type="spellEnd"/>
-            <w:r>
-              <w:rPr>
-                <w:i/>
-                <w:iCs/>
-              </w:rPr>
-              <w:t xml:space="preserve"> --</w:t>
-            </w:r>
-            <w:proofErr w:type="spellStart"/>
-            <w:r>
-              <w:rPr>
-                <w:i/>
-                <w:iCs/>
-              </w:rPr>
-              <w:t>force</w:t>
-            </w:r>
-            <w:proofErr w:type="spellEnd"/>
-            <w:r>
-              <w:rPr>
-                <w:i/>
-                <w:iCs/>
-              </w:rPr>
-              <w:t xml:space="preserve"> es el más largo si has hecho muchos cambios</w:t>
+              <w:t>. Deploy --force es el más largo si has hecho muchos cambios</w:t>
             </w:r>
           </w:p>
           <w:p/>
@@ -685,47 +510,11 @@
                 <w:lang w:val="en-US"/>
               </w:rPr>
             </w:pPr>
-            <w:proofErr w:type="spellStart"/>
-            <w:r>
-              <w:rPr>
-                <w:lang w:val="en-US"/>
-              </w:rPr>
-              <w:t>Quieres</w:t>
-            </w:r>
-            <w:proofErr w:type="spellEnd"/>
-            <w:r>
-              <w:rPr>
-                <w:lang w:val="en-US"/>
-              </w:rPr>
-              <w:t xml:space="preserve"> </w:t>
-            </w:r>
-            <w:proofErr w:type="spellStart"/>
-            <w:r>
-              <w:rPr>
-                <w:lang w:val="en-US"/>
-              </w:rPr>
-              <w:t>montar</w:t>
-            </w:r>
-            <w:proofErr w:type="spellEnd"/>
-            <w:r>
-              <w:rPr>
-                <w:lang w:val="en-US"/>
-              </w:rPr>
-              <w:t xml:space="preserve"> </w:t>
-            </w:r>
-            <w:proofErr w:type="spellStart"/>
-            <w:r>
-              <w:rPr>
-                <w:lang w:val="en-US"/>
-              </w:rPr>
-              <w:t>Giscus</w:t>
-            </w:r>
-            <w:proofErr w:type="spellEnd"/>
-            <w:r>
-              <w:rPr>
-                <w:lang w:val="en-US"/>
-              </w:rPr>
-              <w:t xml:space="preserve"> comments?</w:t>
+            <w:r>
+              <w:rPr>
+                <w:lang w:val="en-US"/>
+              </w:rPr>
+              <w:t>Quieres montar Giscus comments?</w:t>
             </w:r>
           </w:p>
         </w:tc>
@@ -755,37 +544,13 @@
               <w:t>Pon esto al final d</w:t>
             </w:r>
             <w:r>
-              <w:t xml:space="preserve">e tu </w:t>
-            </w:r>
-            <w:proofErr w:type="spellStart"/>
-            <w:r>
-              <w:t>mkdocs.yml</w:t>
-            </w:r>
-            <w:proofErr w:type="spellEnd"/>
-            <w:r>
-              <w:t xml:space="preserve"> en </w:t>
-            </w:r>
-            <w:proofErr w:type="spellStart"/>
-            <w:r>
-              <w:t>extra_javascript</w:t>
-            </w:r>
-            <w:proofErr w:type="spellEnd"/>
-            <w:r>
-              <w:t>:</w:t>
+              <w:t>e tu mkdocs.yml en extra_javascript:</w:t>
             </w:r>
           </w:p>
           <w:p/>
           <w:p>
             <w:r>
-              <w:t xml:space="preserve">  - </w:t>
-            </w:r>
-            <w:proofErr w:type="spellStart"/>
-            <w:r>
-              <w:t>js</w:t>
-            </w:r>
-            <w:proofErr w:type="spellEnd"/>
-            <w:r>
-              <w:t>/giscus.js</w:t>
+              <w:t>  - js/giscus.js</w:t>
             </w:r>
           </w:p>
           <w:p/>
@@ -806,15 +571,7 @@
           </w:p>
           <w:p>
             <w:r>
-              <w:t>En cada página .</w:t>
-            </w:r>
-            <w:proofErr w:type="spellStart"/>
-            <w:r>
-              <w:t>md</w:t>
-            </w:r>
-            <w:proofErr w:type="spellEnd"/>
-            <w:r>
-              <w:t xml:space="preserve"> en la que quieras que haya comentarios al final, pega esto al final:</w:t>
+              <w:t>En cada página .md en la que quieras que haya comentarios al final, pega esto al final:</w:t>
             </w:r>
           </w:p>
           <w:p/>
@@ -828,75 +585,33 @@
               <w:rPr>
                 <w:lang w:val="en-US"/>
               </w:rPr>
-              <w:t xml:space="preserve">&lt;script </w:t>
-            </w:r>
-            <w:proofErr w:type="spellStart"/>
-            <w:r>
-              <w:rPr>
-                <w:lang w:val="en-US"/>
-              </w:rPr>
-              <w:t>src</w:t>
-            </w:r>
-            <w:proofErr w:type="spellEnd"/>
-            <w:r>
-              <w:rPr>
-                <w:lang w:val="en-US"/>
-              </w:rPr>
-              <w:t>="https://giscus.app/client.js"</w:t>
-            </w:r>
-          </w:p>
-          <w:p>
-            <w:pPr>
-              <w:rPr>
-                <w:lang w:val="en-US"/>
-              </w:rPr>
-            </w:pPr>
-            <w:r>
-              <w:rPr>
-                <w:lang w:val="en-US"/>
-              </w:rPr>
-              <w:t>        data-repo="ucite-h12o/</w:t>
-            </w:r>
-            <w:proofErr w:type="spellStart"/>
-            <w:r>
-              <w:rPr>
-                <w:lang w:val="en-US"/>
-              </w:rPr>
-              <w:t>matriz</w:t>
-            </w:r>
-            <w:proofErr w:type="spellEnd"/>
-            <w:r>
-              <w:rPr>
-                <w:lang w:val="en-US"/>
-              </w:rPr>
-              <w:t>"</w:t>
-            </w:r>
-          </w:p>
-          <w:p>
-            <w:pPr>
-              <w:rPr>
-                <w:lang w:val="en-US"/>
-              </w:rPr>
-            </w:pPr>
-            <w:r>
-              <w:rPr>
-                <w:lang w:val="en-US"/>
-              </w:rPr>
-              <w:t>        data-repo-id="</w:t>
-            </w:r>
-            <w:proofErr w:type="spellStart"/>
-            <w:r>
-              <w:rPr>
-                <w:lang w:val="en-US"/>
-              </w:rPr>
-              <w:t>R_kgDOPAkakA</w:t>
-            </w:r>
-            <w:proofErr w:type="spellEnd"/>
-            <w:r>
-              <w:rPr>
-                <w:lang w:val="en-US"/>
-              </w:rPr>
-              <w:t>"</w:t>
+              <w:t>&lt;script src="https://giscus.app/client.js"</w:t>
+            </w:r>
+          </w:p>
+          <w:p>
+            <w:pPr>
+              <w:rPr>
+                <w:lang w:val="en-US"/>
+              </w:rPr>
+            </w:pPr>
+            <w:r>
+              <w:rPr>
+                <w:lang w:val="en-US"/>
+              </w:rPr>
+              <w:t>        data-repo="ucite-h12o/matriz"</w:t>
+            </w:r>
+          </w:p>
+          <w:p>
+            <w:pPr>
+              <w:rPr>
+                <w:lang w:val="en-US"/>
+              </w:rPr>
+            </w:pPr>
+            <w:r>
+              <w:rPr>
+                <w:lang w:val="en-US"/>
+              </w:rPr>
+              <w:t>        data-repo-id="R_kgDOPAkakA"</w:t>
             </w:r>
           </w:p>
           <w:p>
@@ -1000,21 +715,7 @@
               <w:rPr>
                 <w:lang w:val="en-US"/>
               </w:rPr>
-              <w:t>        data-theme="</w:t>
-            </w:r>
-            <w:proofErr w:type="spellStart"/>
-            <w:r>
-              <w:rPr>
-                <w:lang w:val="en-US"/>
-              </w:rPr>
-              <w:t>preferred_color_scheme</w:t>
-            </w:r>
-            <w:proofErr w:type="spellEnd"/>
-            <w:r>
-              <w:rPr>
-                <w:lang w:val="en-US"/>
-              </w:rPr>
-              <w:t>"</w:t>
+              <w:t>        data-theme="preferred_color_scheme"</w:t>
             </w:r>
           </w:p>
           <w:p>
@@ -1050,34 +751,13 @@
               </w:rPr>
               <w:t xml:space="preserve">        </w:t>
             </w:r>
-            <w:proofErr w:type="spellStart"/>
-            <w:r>
-              <w:t>crossorigin</w:t>
-            </w:r>
-            <w:proofErr w:type="spellEnd"/>
-            <w:r>
-              <w:t>="</w:t>
-            </w:r>
-            <w:proofErr w:type="spellStart"/>
-            <w:r>
-              <w:t>anonymous</w:t>
-            </w:r>
-            <w:proofErr w:type="spellEnd"/>
-            <w:r>
-              <w:t>"</w:t>
-            </w:r>
-          </w:p>
-          <w:p>
-            <w:r>
-              <w:t xml:space="preserve">        </w:t>
-            </w:r>
-            <w:proofErr w:type="spellStart"/>
-            <w:r>
-              <w:t>async</w:t>
-            </w:r>
-            <w:proofErr w:type="spellEnd"/>
-            <w:r>
-              <w:t>&gt;</w:t>
+            <w:r>
+              <w:t>crossorigin="anonymous"</w:t>
+            </w:r>
+          </w:p>
+          <w:p>
+            <w:r>
+              <w:t>        async&gt;</w:t>
             </w:r>
           </w:p>
           <w:p>
@@ -1115,36 +795,32 @@
                 <w:lang w:val="en-US"/>
               </w:rPr>
             </w:pPr>
-            <w:proofErr w:type="spellStart"/>
             <w:r>
               <w:rPr>
                 <w:lang w:val="en-US"/>
               </w:rPr>
               <w:t>Pss</w:t>
             </w:r>
-            <w:proofErr w:type="spellEnd"/>
-          </w:p>
-          <w:p>
-            <w:pPr>
-              <w:rPr>
-                <w:lang w:val="en-US"/>
-              </w:rPr>
-            </w:pPr>
-          </w:p>
-          <w:p>
-            <w:pPr>
-              <w:rPr>
-                <w:lang w:val="en-US"/>
-              </w:rPr>
-            </w:pPr>
-            <w:proofErr w:type="spellStart"/>
+          </w:p>
+          <w:p>
+            <w:pPr>
+              <w:rPr>
+                <w:lang w:val="en-US"/>
+              </w:rPr>
+            </w:pPr>
+          </w:p>
+          <w:p>
+            <w:pPr>
+              <w:rPr>
+                <w:lang w:val="en-US"/>
+              </w:rPr>
+            </w:pPr>
             <w:r>
               <w:rPr>
                 <w:lang w:val="en-US"/>
               </w:rPr>
               <w:t>gmail</w:t>
             </w:r>
-            <w:proofErr w:type="spellEnd"/>
           </w:p>
           <w:p>
             <w:pPr>
@@ -1179,40 +855,31 @@
                 <w:lang w:val="en-US"/>
               </w:rPr>
             </w:pPr>
-            <w:proofErr w:type="spellStart"/>
             <w:r>
               <w:rPr>
                 <w:lang w:val="en-US"/>
               </w:rPr>
               <w:t>hipot</w:t>
             </w:r>
-            <w:proofErr w:type="spellEnd"/>
-          </w:p>
-          <w:p>
-            <w:pPr>
-              <w:rPr>
-                <w:lang w:val="en-US"/>
-              </w:rPr>
-            </w:pPr>
-          </w:p>
-          <w:p>
-            <w:pPr>
-              <w:rPr>
-                <w:lang w:val="en-US"/>
-              </w:rPr>
-            </w:pPr>
-            <w:r>
-              <w:rPr>
-                <w:lang w:val="en-US"/>
-              </w:rPr>
-              <w:t xml:space="preserve">username </w:t>
-            </w:r>
-            <w:proofErr w:type="spellStart"/>
-            <w:r>
-              <w:rPr>
-                <w:lang w:val="en-US"/>
-              </w:rPr>
-              <w:t>u</w:t>
+          </w:p>
+          <w:p>
+            <w:pPr>
+              <w:rPr>
+                <w:lang w:val="en-US"/>
+              </w:rPr>
+            </w:pPr>
+          </w:p>
+          <w:p>
+            <w:pPr>
+              <w:rPr>
+                <w:lang w:val="en-US"/>
+              </w:rPr>
+            </w:pPr>
+            <w:r>
+              <w:rPr>
+                <w:lang w:val="en-US"/>
+              </w:rPr>
+              <w:t>username u</w:t>
             </w:r>
             <w:r>
               <w:rPr>
@@ -1226,7 +893,6 @@
               </w:rPr>
               <w:t>e_matriz</w:t>
             </w:r>
-            <w:proofErr w:type="spellEnd"/>
           </w:p>
           <w:p>
             <w:pPr>
@@ -1283,33 +949,11 @@
                 <w:lang w:val="en-US"/>
               </w:rPr>
             </w:pPr>
-            <w:proofErr w:type="spellStart"/>
-            <w:r>
-              <w:rPr>
-                <w:lang w:val="en-US"/>
-              </w:rPr>
-              <w:t>Quieres</w:t>
-            </w:r>
-            <w:proofErr w:type="spellEnd"/>
-            <w:r>
-              <w:rPr>
-                <w:lang w:val="en-US"/>
-              </w:rPr>
-              <w:t xml:space="preserve"> meter un </w:t>
-            </w:r>
-            <w:proofErr w:type="spellStart"/>
-            <w:r>
-              <w:rPr>
-                <w:lang w:val="en-US"/>
-              </w:rPr>
-              <w:t>vídeo</w:t>
-            </w:r>
-            <w:proofErr w:type="spellEnd"/>
-            <w:r>
-              <w:rPr>
-                <w:lang w:val="en-US"/>
-              </w:rPr>
-              <w:t>?</w:t>
+            <w:r>
+              <w:rPr>
+                <w:lang w:val="en-US"/>
+              </w:rPr>
+              <w:t>Quieres meter un vídeo?</w:t>
             </w:r>
           </w:p>
         </w:tc>
@@ -1341,29 +985,8 @@
           </w:p>
           <w:p/>
           <w:p>
-            <w:proofErr w:type="spellStart"/>
-            <w:r>
-              <w:t>pip</w:t>
-            </w:r>
-            <w:proofErr w:type="spellEnd"/>
-            <w:r>
-              <w:t xml:space="preserve"> </w:t>
-            </w:r>
-            <w:proofErr w:type="spellStart"/>
-            <w:r>
-              <w:t>install</w:t>
-            </w:r>
-            <w:proofErr w:type="spellEnd"/>
-            <w:r>
-              <w:t xml:space="preserve"> </w:t>
-            </w:r>
-            <w:proofErr w:type="spellStart"/>
-            <w:r>
-              <w:t>mkdocs</w:t>
-            </w:r>
-            <w:proofErr w:type="spellEnd"/>
-            <w:r>
-              <w:t>-video</w:t>
+            <w:r>
+              <w:t>pip install mkdocs-video</w:t>
             </w:r>
           </w:p>
           <w:p/>
@@ -1384,152 +1007,109 @@
           </w:p>
           <w:p>
             <w:r>
-              <w:t>Escribe esto en tu .</w:t>
-            </w:r>
-            <w:proofErr w:type="spellStart"/>
-            <w:r>
-              <w:t>yml</w:t>
-            </w:r>
-            <w:proofErr w:type="spellEnd"/>
+              <w:t>Escribe esto en tu .yml</w:t>
+            </w:r>
           </w:p>
           <w:p/>
           <w:p>
-            <w:proofErr w:type="spellStart"/>
-            <w:r>
-              <w:t>plugins</w:t>
-            </w:r>
-            <w:proofErr w:type="spellEnd"/>
-            <w:r>
+            <w:pPr>
+              <w:rPr>
+                <w:lang w:val="en-US"/>
+              </w:rPr>
+            </w:pPr>
+            <w:r>
+              <w:rPr>
+                <w:lang w:val="en-US"/>
+              </w:rPr>
+              <w:t>plugins:</w:t>
+            </w:r>
+          </w:p>
+          <w:p>
+            <w:pPr>
+              <w:rPr>
+                <w:lang w:val="en-US"/>
+              </w:rPr>
+            </w:pPr>
+            <w:r>
+              <w:rPr>
+                <w:lang w:val="en-US"/>
+              </w:rPr>
+              <w:t xml:space="preserve">  </w:t>
+            </w:r>
+            <w:r>
+              <w:rPr>
+                <w:lang w:val="en-US"/>
+              </w:rPr>
+              <w:t>- mkdocs-video:</w:t>
+            </w:r>
+          </w:p>
+          <w:p>
+            <w:pPr>
+              <w:rPr>
+                <w:lang w:val="en-US"/>
+              </w:rPr>
+            </w:pPr>
+            <w:r>
+              <w:rPr>
+                <w:lang w:val="en-US"/>
+              </w:rPr>
+              <w:t xml:space="preserve">      </w:t>
+            </w:r>
+            <w:r>
+              <w:rPr>
+                <w:lang w:val="en-US"/>
+              </w:rPr>
+              <w:t xml:space="preserve">  </w:t>
+            </w:r>
+            <w:r>
+              <w:rPr>
+                <w:lang w:val="en-US"/>
+              </w:rPr>
+              <w:t>is_video: True</w:t>
+            </w:r>
+          </w:p>
+          <w:p>
+            <w:r>
+              <w:rPr>
+                <w:lang w:val="en-US"/>
+              </w:rPr>
+              <w:t xml:space="preserve">        </w:t>
+            </w:r>
+            <w:r>
+              <w:t>video_autoplay: false</w:t>
+            </w:r>
+          </w:p>
+          <w:p/>
+          <w:p>
+            <w:pPr>
+              <w:rPr>
+                <w:b/>
+                <w:bCs/>
+              </w:rPr>
+            </w:pPr>
+            <w:r>
+              <w:rPr>
+                <w:b/>
+                <w:bCs/>
+              </w:rPr>
+              <w:t xml:space="preserve">Step </w:t>
+            </w:r>
+            <w:r>
+              <w:rPr>
+                <w:b/>
+                <w:bCs/>
+              </w:rPr>
+              <w:t>3 (ejemplo viable)</w:t>
+            </w:r>
+            <w:r>
+              <w:rPr>
+                <w:b/>
+                <w:bCs/>
+              </w:rPr>
               <w:t>:</w:t>
             </w:r>
           </w:p>
           <w:p>
-            <w:pPr>
-              <w:rPr>
-                <w:lang w:val="en-US"/>
-              </w:rPr>
-            </w:pPr>
-            <w:r>
-              <w:t xml:space="preserve">  </w:t>
-            </w:r>
-            <w:r>
-              <w:rPr>
-                <w:lang w:val="en-US"/>
-              </w:rPr>
-              <w:t xml:space="preserve">- </w:t>
-            </w:r>
-            <w:proofErr w:type="spellStart"/>
-            <w:r>
-              <w:rPr>
-                <w:lang w:val="en-US"/>
-              </w:rPr>
-              <w:t>mkdocs</w:t>
-            </w:r>
-            <w:proofErr w:type="spellEnd"/>
-            <w:r>
-              <w:rPr>
-                <w:lang w:val="en-US"/>
-              </w:rPr>
-              <w:t>-video:</w:t>
-            </w:r>
-          </w:p>
-          <w:p>
-            <w:pPr>
-              <w:rPr>
-                <w:lang w:val="en-US"/>
-              </w:rPr>
-            </w:pPr>
-            <w:r>
-              <w:rPr>
-                <w:lang w:val="en-US"/>
-              </w:rPr>
-              <w:t xml:space="preserve">      </w:t>
-            </w:r>
-            <w:r>
-              <w:rPr>
-                <w:lang w:val="en-US"/>
-              </w:rPr>
-              <w:t xml:space="preserve">  </w:t>
-            </w:r>
-            <w:proofErr w:type="spellStart"/>
-            <w:r>
-              <w:rPr>
-                <w:lang w:val="en-US"/>
-              </w:rPr>
-              <w:t>is_video</w:t>
-            </w:r>
-            <w:proofErr w:type="spellEnd"/>
-            <w:r>
-              <w:rPr>
-                <w:lang w:val="en-US"/>
-              </w:rPr>
-              <w:t>: True</w:t>
-            </w:r>
-          </w:p>
-          <w:p>
-            <w:pPr>
-              <w:rPr>
-                <w:lang w:val="en-US"/>
-              </w:rPr>
-            </w:pPr>
-            <w:r>
-              <w:rPr>
-                <w:lang w:val="en-US"/>
-              </w:rPr>
-              <w:t xml:space="preserve">        </w:t>
-            </w:r>
-            <w:proofErr w:type="spellStart"/>
-            <w:r>
-              <w:rPr>
-                <w:lang w:val="en-US"/>
-              </w:rPr>
-              <w:t>video_autoplay</w:t>
-            </w:r>
-            <w:proofErr w:type="spellEnd"/>
-            <w:r>
-              <w:rPr>
-                <w:lang w:val="en-US"/>
-              </w:rPr>
-              <w:t>: false</w:t>
-            </w:r>
-          </w:p>
-          <w:p>
-            <w:pPr>
-              <w:rPr>
-                <w:lang w:val="en-US"/>
-              </w:rPr>
-            </w:pPr>
-          </w:p>
-          <w:p>
-            <w:pPr>
-              <w:rPr>
-                <w:b/>
-                <w:bCs/>
-              </w:rPr>
-            </w:pPr>
-            <w:r>
-              <w:rPr>
-                <w:b/>
-                <w:bCs/>
-              </w:rPr>
-              <w:t xml:space="preserve">Step </w:t>
-            </w:r>
-            <w:r>
-              <w:rPr>
-                <w:b/>
-                <w:bCs/>
-              </w:rPr>
-              <w:t>3 (ejemplo viable)</w:t>
-            </w:r>
-            <w:r>
-              <w:rPr>
-                <w:b/>
-                <w:bCs/>
-              </w:rPr>
-              <w:t>:</w:t>
-            </w:r>
-          </w:p>
-          <w:p>
             <w:r>
               <w:t xml:space="preserve">En un nuevo archivo </w:t>
             </w:r>
@@ -1540,15 +1120,7 @@
               <w:t>videos.md</w:t>
             </w:r>
             <w:r>
-              <w:t xml:space="preserve">”, metes los vídeos tal que así. Los vídeos tendrán que estar en la carpeta del </w:t>
-            </w:r>
-            <w:proofErr w:type="spellStart"/>
-            <w:r>
-              <w:t>path</w:t>
-            </w:r>
-            <w:proofErr w:type="spellEnd"/>
-            <w:r>
-              <w:t xml:space="preserve"> descrito:</w:t>
+              <w:t>”, metes los vídeos tal que así. Los vídeos tendrán que estar en la carpeta del path descrito:</w:t>
             </w:r>
           </w:p>
           <w:p/>
@@ -1582,15 +1154,7 @@
           </w:p>
           <w:p>
             <w:r>
-              <w:t>![</w:t>
-            </w:r>
-            <w:proofErr w:type="spellStart"/>
-            <w:r>
-              <w:t>type:video</w:t>
-            </w:r>
-            <w:proofErr w:type="spellEnd"/>
-            <w:r>
-              <w:t>](</w:t>
+              <w:t>![type:video](</w:t>
             </w:r>
             <w:r>
               <w:rPr>
@@ -1616,15 +1180,7 @@
           </w:p>
           <w:p>
             <w:r>
-              <w:t>![</w:t>
-            </w:r>
-            <w:proofErr w:type="spellStart"/>
-            <w:r>
-              <w:t>type:video</w:t>
-            </w:r>
-            <w:proofErr w:type="spellEnd"/>
-            <w:r>
-              <w:t>](</w:t>
+              <w:t>![type:video](</w:t>
             </w:r>
             <w:r>
               <w:rPr>
@@ -1660,15 +1216,7 @@
               <w:t>archivo “videos”</w:t>
             </w:r>
             <w:r>
-              <w:t xml:space="preserve"> a .</w:t>
-            </w:r>
-            <w:proofErr w:type="spellStart"/>
-            <w:r>
-              <w:t>yml</w:t>
-            </w:r>
-            <w:proofErr w:type="spellEnd"/>
-            <w:r>
-              <w:t xml:space="preserve"> y a index.md</w:t>
+              <w:t xml:space="preserve"> a .yml y a index.md</w:t>
             </w:r>
           </w:p>
         </w:tc>
@@ -1736,15 +1284,7 @@
               </w:numPr>
             </w:pPr>
             <w:r>
-              <w:t xml:space="preserve">Lo que se verá con link es lo que está tras </w:t>
-            </w:r>
-            <w:proofErr w:type="spellStart"/>
-            <w:r>
-              <w:t>href</w:t>
-            </w:r>
-            <w:proofErr w:type="spellEnd"/>
-            <w:r>
-              <w:t>=”</w:t>
+              <w:t>Lo que se verá con link es lo que está tras href=”</w:t>
             </w:r>
           </w:p>
           <w:p>
@@ -1805,15 +1345,7 @@
               <w:t xml:space="preserve">Ver en documentos </w:t>
             </w:r>
             <w:r>
-              <w:t xml:space="preserve">&lt;a </w:t>
-            </w:r>
-            <w:proofErr w:type="spellStart"/>
-            <w:r>
-              <w:t>href</w:t>
-            </w:r>
-            <w:proofErr w:type="spellEnd"/>
-            <w:r>
-              <w:t>="/matriz/</w:t>
+              <w:t>&lt;a href="/matriz/</w:t>
             </w:r>
             <w:r>
               <w:t>pertenencias</w:t>
@@ -1828,21 +1360,11 @@
               <w:t xml:space="preserve"> o </w:t>
             </w:r>
             <w:r>
-              <w:t xml:space="preserve">&lt;a </w:t>
-            </w:r>
-            <w:proofErr w:type="spellStart"/>
-            <w:r>
-              <w:t>href</w:t>
-            </w:r>
-            <w:proofErr w:type="spellEnd"/>
-            <w:r>
-              <w:t>="/matriz/</w:t>
-            </w:r>
-            <w:proofErr w:type="spellStart"/>
+              <w:t>&lt;a href="/matriz/</w:t>
+            </w:r>
             <w:r>
               <w:t>matriz_seguridad</w:t>
             </w:r>
-            <w:proofErr w:type="spellEnd"/>
             <w:r>
               <w:t>"&gt;</w:t>
             </w:r>
@@ -1912,6 +1434,46 @@
       </w:tr>
     </w:tbl>
     <w:p/>
+    <w:tbl>
+      <w:tblPr>
+        <w:tblStyle w:val="Tablaconcuadrcula"/>
+        <w:tblW w:w="0" w:type="auto"/>
+        <w:tblLook w:val="04A0" w:firstRow="1" w:lastRow="0" w:firstColumn="1" w:lastColumn="0" w:noHBand="0" w:noVBand="1"/>
+      </w:tblPr>
+      <w:tblGrid>
+        <w:gridCol w:w="8494"/>
+      </w:tblGrid>
+      <w:tr>
+        <w:tc>
+          <w:tcPr>
+            <w:tcW w:w="8494" w:type="dxa"/>
+          </w:tcPr>
+          <w:p>
+            <w:r>
+              <w:lastRenderedPageBreak/>
+              <w:t>Cosas html (como los colores)</w:t>
+            </w:r>
+          </w:p>
+        </w:tc>
+      </w:tr>
+      <w:tr>
+        <w:tc>
+          <w:tcPr>
+            <w:tcW w:w="8494" w:type="dxa"/>
+          </w:tcPr>
+          <w:p>
+            <w:hyperlink r:id="rId5" w:history="1">
+              <w:r>
+                <w:rPr>
+                  <w:rStyle w:val="Hipervnculo"/>
+                </w:rPr>
+                <w:t>https://www.memphis.edu/webdev/html/html-colors.php</w:t>
+              </w:r>
+            </w:hyperlink>
+          </w:p>
+        </w:tc>
+      </w:tr>
+    </w:tbl>
     <w:p/>
     <w:sectPr>
       <w:pgSz w:w="11906" w:h="16838"/>

--- a/codigo ayuda.docx
+++ b/codigo ayuda.docx
@@ -114,6 +114,154 @@
       </w:tr>
     </w:tbl>
     <w:p/>
+    <w:p/>
+    <w:tbl>
+      <w:tblPr>
+        <w:tblStyle w:val="Tablaconcuadrcula"/>
+        <w:tblW w:w="0" w:type="auto"/>
+        <w:tblLook w:val="04A0" w:firstRow="1" w:lastRow="0" w:firstColumn="1" w:lastColumn="0" w:noHBand="0" w:noVBand="1"/>
+      </w:tblPr>
+      <w:tblGrid>
+        <w:gridCol w:w="8494"/>
+      </w:tblGrid>
+      <w:tr>
+        <w:tc>
+          <w:tcPr>
+            <w:tcW w:w="8494" w:type="dxa"/>
+          </w:tcPr>
+          <w:p>
+            <w:r>
+              <w:t>Abrir Chat GPT Codex</w:t>
+            </w:r>
+          </w:p>
+        </w:tc>
+      </w:tr>
+      <w:tr>
+        <w:tc>
+          <w:tcPr>
+            <w:tcW w:w="8494" w:type="dxa"/>
+          </w:tcPr>
+          <w:p>
+            <w:pPr>
+              <w:rPr>
+                <w:b/>
+                <w:bCs/>
+              </w:rPr>
+            </w:pPr>
+            <w:r>
+              <w:rPr>
+                <w:b/>
+                <w:bCs/>
+              </w:rPr>
+              <w:t>Convertir a Word:</w:t>
+            </w:r>
+          </w:p>
+          <w:p>
+            <w:r>
+              <w:t>Mejor a mano, y las imágenes a mano en media</w:t>
+            </w:r>
+          </w:p>
+          <w:p>
+            <w:pPr>
+              <w:rPr>
+                <w:b/>
+                <w:bCs/>
+              </w:rPr>
+            </w:pPr>
+            <w:r>
+              <w:t>/</w:t>
+            </w:r>
+            <w:r>
+              <w:t>matriz/media/</w:t>
+            </w:r>
+            <w:r>
+              <w:rPr>
+                <w:i/>
+                <w:iCs/>
+              </w:rPr>
+              <w:t>nombre_archivo_</w:t>
+            </w:r>
+            <w:r>
+              <w:t>image2</w:t>
+            </w:r>
+          </w:p>
+          <w:p>
+            <w:pPr>
+              <w:rPr>
+                <w:b/>
+                <w:bCs/>
+              </w:rPr>
+            </w:pPr>
+            <w:r>
+              <w:rPr>
+                <w:b/>
+                <w:bCs/>
+              </w:rPr>
+              <w:t>Desplegar:</w:t>
+            </w:r>
+          </w:p>
+          <w:p>
+            <w:pPr>
+              <w:rPr>
+                <w:lang w:val="en-US"/>
+              </w:rPr>
+            </w:pPr>
+            <w:r>
+              <w:rPr>
+                <w:lang w:val="en-US"/>
+              </w:rPr>
+              <w:t>.\deploy.ps1 -Message "</w:t>
+            </w:r>
+            <w:r>
+              <w:rPr>
+                <w:lang w:val="en-US"/>
+              </w:rPr>
+              <w:t>aquiponloquequieras</w:t>
+            </w:r>
+            <w:r>
+              <w:rPr>
+                <w:lang w:val="en-US"/>
+              </w:rPr>
+              <w:t>"</w:t>
+            </w:r>
+          </w:p>
+          <w:p>
+            <w:pPr>
+              <w:rPr>
+                <w:lang w:val="en-US"/>
+              </w:rPr>
+            </w:pPr>
+          </w:p>
+        </w:tc>
+      </w:tr>
+    </w:tbl>
+    <w:p>
+      <w:pPr>
+        <w:rPr>
+          <w:lang w:val="en-US"/>
+        </w:rPr>
+      </w:pPr>
+    </w:p>
+    <w:p>
+      <w:pPr>
+        <w:rPr>
+          <w:lang w:val="en-US"/>
+        </w:rPr>
+      </w:pPr>
+      <w:r>
+        <w:rPr>
+          <w:lang w:val="en-US"/>
+        </w:rPr>
+        <w:br w:type="page"/>
+      </w:r>
+    </w:p>
+    <w:p>
+      <w:pPr>
+        <w:rPr>
+          <w:lang w:val="en-US"/>
+        </w:rPr>
+      </w:pPr>
+    </w:p>
     <w:tbl>
       <w:tblPr>
         <w:tblStyle w:val="Tablaconcuadrcula"/>
@@ -566,6 +714,7 @@
                 <w:b/>
                 <w:bCs/>
               </w:rPr>
+              <w:lastRenderedPageBreak/>
               <w:t>Step 2:</w:t>
             </w:r>
           </w:p>
@@ -1092,6 +1241,7 @@
                 <w:b/>
                 <w:bCs/>
               </w:rPr>
+              <w:lastRenderedPageBreak/>
               <w:t xml:space="preserve">Step </w:t>
             </w:r>
             <w:r>
@@ -1450,7 +1600,6 @@
           </w:tcPr>
           <w:p>
             <w:r>
-              <w:lastRenderedPageBreak/>
               <w:t>Cosas html (como los colores)</w:t>
             </w:r>
           </w:p>
@@ -2325,7 +2474,6 @@
   <w:style w:type="character" w:default="1" w:styleId="Fuentedeprrafopredeter">
     <w:name w:val="Default Paragraph Font"/>
     <w:uiPriority w:val="1"/>
-    <w:semiHidden/>
     <w:unhideWhenUsed/>
   </w:style>
   <w:style w:type="table" w:default="1" w:styleId="Tablanormal">
